--- a/clients/amberim/KP_AMBERIM.docx
+++ b/clients/amberim/KP_AMBERIM.docx
@@ -630,9 +630,7 @@
             <w:tcW w:type="dxa" w:w="5102"/>
           </w:tcPr>
           <w:p>
-            <w:r>
-              <w:t>16.02.2018</w:t>
-            </w:r>
+            <w:r/>
           </w:p>
         </w:tc>
       </w:tr>
@@ -765,7 +763,7 @@
           </w:tcPr>
           <w:p>
             <w:r>
-              <w:t>~353 млн ₽</w:t>
+              <w:t>2025 — 353 млн руб. (прибыль 60 млн руб.)</w:t>
             </w:r>
           </w:p>
         </w:tc>
@@ -865,7 +863,7 @@
           </w:tcPr>
           <w:p>
             <w:r>
-              <w:t>~14 млн ₽</w:t>
+              <w:t>~14 млн руб.</w:t>
             </w:r>
           </w:p>
         </w:tc>
@@ -898,7 +896,7 @@
           </w:tcPr>
           <w:p>
             <w:r>
-              <w:t>~140 млн ₽</w:t>
+              <w:t>~140 млн руб.</w:t>
             </w:r>
           </w:p>
         </w:tc>

--- a/clients/amberim/KP_AMBERIM.docx
+++ b/clients/amberim/KP_AMBERIM.docx
@@ -630,7 +630,9 @@
             <w:tcW w:type="dxa" w:w="5102"/>
           </w:tcPr>
           <w:p>
-            <w:r/>
+            <w:r>
+              <w:t>16.02.2018</w:t>
+            </w:r>
           </w:p>
         </w:tc>
       </w:tr>
@@ -763,7 +765,7 @@
           </w:tcPr>
           <w:p>
             <w:r>
-              <w:t>2025 — 353 млн руб. (прибыль 60 млн руб.)</w:t>
+              <w:t>353 млн руб. (2025)</w:t>
             </w:r>
           </w:p>
         </w:tc>
@@ -862,8 +864,19 @@
             <w:tcW w:type="dxa" w:w="3969"/>
           </w:tcPr>
           <w:p>
+            <w:pPr>
+              <w:spacing w:before="60" w:after="60"/>
+              <w:jc w:val="right"/>
+            </w:pPr>
+            <w:r/>
             <w:r>
-              <w:t>~14 млн руб.</w:t>
+              <w:rPr>
+                <w:rFonts w:ascii="Calibri" w:hAnsi="Calibri"/>
+                <w:b/>
+                <w:color w:val="2563EB"/>
+                <w:sz w:val="19"/>
+              </w:rPr>
+              <w:t>353 млн руб. (2025) млн ₽</w:t>
             </w:r>
           </w:p>
         </w:tc>
@@ -895,8 +908,19 @@
             <w:shd w:fill="fafafa" w:val="clear"/>
           </w:tcPr>
           <w:p>
+            <w:pPr>
+              <w:spacing w:before="60" w:after="60"/>
+              <w:jc w:val="right"/>
+            </w:pPr>
+            <w:r/>
             <w:r>
-              <w:t>~140 млн руб.</w:t>
+              <w:rPr>
+                <w:rFonts w:ascii="Calibri" w:hAnsi="Calibri"/>
+                <w:b/>
+                <w:color w:val="DC2626"/>
+                <w:sz w:val="19"/>
+              </w:rPr>
+              <w:t>353 млн руб. (2025) млн ₽</w:t>
             </w:r>
           </w:p>
         </w:tc>

--- a/clients/amberim/KP_AMBERIM.docx
+++ b/clients/amberim/KP_AMBERIM.docx
@@ -4,27 +4,27 @@
   <w:body>
     <w:p>
       <w:pPr>
-        <w:spacing w:after="40" w:before="0" w:line="276" w:lineRule="auto"/>
+        <w:jc w:val="center"/>
       </w:pPr>
       <w:r>
         <w:rPr>
           <w:rFonts w:ascii="Calibri" w:hAnsi="Calibri"/>
           <w:b/>
-          <w:color w:val="1E293B"/>
-          <w:sz w:val="18"/>
+          <w:color w:val="1B3A5C"/>
+          <w:sz w:val="24"/>
         </w:rPr>
         <w:t>КОНСАЛТИНГОВАЯ КОМПАНИЯ</w:t>
       </w:r>
     </w:p>
     <w:p>
       <w:pPr>
-        <w:spacing w:after="80" w:before="0" w:line="276" w:lineRule="auto"/>
+        <w:jc w:val="center"/>
       </w:pPr>
       <w:r>
         <w:rPr>
           <w:rFonts w:ascii="Calibri" w:hAnsi="Calibri"/>
           <w:b/>
-          <w:color w:val="1E293B"/>
+          <w:color w:val="1B3A5C"/>
           <w:sz w:val="32"/>
         </w:rPr>
         <w:t>ANDROMEDA CONSULT</w:t>
@@ -32,12 +32,12 @@
     </w:p>
     <w:p>
       <w:pPr>
-        <w:spacing w:after="40" w:before="0" w:line="276" w:lineRule="auto"/>
+        <w:jc w:val="center"/>
       </w:pPr>
       <w:r>
         <w:rPr>
           <w:rFonts w:ascii="Calibri" w:hAnsi="Calibri"/>
-          <w:color w:val="64748B"/>
+          <w:color w:val="666666"/>
           <w:sz w:val="16"/>
         </w:rPr>
         <w:t>ИНН 7702464831  |  ОГРН 1197746181038  |  КПП 770201001</w:t>
@@ -45,40 +45,31 @@
     </w:p>
     <w:p>
       <w:pPr>
-        <w:spacing w:after="80" w:before="0" w:line="276" w:lineRule="auto"/>
+        <w:jc w:val="center"/>
       </w:pPr>
       <w:r>
         <w:rPr>
           <w:rFonts w:ascii="Calibri" w:hAnsi="Calibri"/>
-          <w:color w:val="475569"/>
+          <w:color w:val="666666"/>
           <w:sz w:val="16"/>
         </w:rPr>
         <w:t>info@andromedaconsult.ru  |  andromedaconsult.ru  |  @andromedaconsult</w:t>
       </w:r>
     </w:p>
     <w:p>
-      <w:pPr>
-        <w:spacing w:before="40" w:after="40"/>
-      </w:pPr>
       <w:r>
-        <w:rPr>
-          <w:rFonts w:ascii="Calibri" w:hAnsi="Calibri"/>
-          <w:color w:val="CBD5E1"/>
-          <w:sz w:val="12"/>
-        </w:rPr>
-        <w:t>────────────────────────────────────────────────────────────────────</w:t>
+        <w:t>──────────────────────────────────────────────────────────────────────</w:t>
       </w:r>
     </w:p>
     <w:p>
       <w:pPr>
-        <w:spacing w:after="120" w:before="120" w:line="276" w:lineRule="auto"/>
         <w:jc w:val="center"/>
       </w:pPr>
       <w:r>
         <w:rPr>
           <w:rFonts w:ascii="Calibri" w:hAnsi="Calibri"/>
           <w:b/>
-          <w:color w:val="1E293B"/>
+          <w:color w:val="1B3A5C"/>
           <w:sz w:val="32"/>
         </w:rPr>
         <w:t>КОММЕРЧЕСКОЕ ПРЕДЛОЖЕНИЕ</w:t>
@@ -86,413 +77,37 @@
     </w:p>
     <w:p>
       <w:pPr>
-        <w:spacing w:after="40" w:before="0" w:line="276" w:lineRule="auto"/>
         <w:jc w:val="center"/>
       </w:pPr>
       <w:r>
         <w:rPr>
           <w:rFonts w:ascii="Calibri" w:hAnsi="Calibri"/>
-          <w:b/>
-          <w:color w:val="475569"/>
+          <w:b w:val="0"/>
+          <w:color w:val="444444"/>
           <w:sz w:val="22"/>
         </w:rPr>
-        <w:t>ООО «ООО «АМБЕРТИМ»» · ИНН 3906364524 · г. Калининград</w:t>
+        <w:t>на сопровождение получения статуса резидента Фонда «Сколково»</w:t>
+        <w:br/>
+        <w:t>для ООО «АМБЕРТИМ»</w:t>
       </w:r>
     </w:p>
+    <w:p/>
     <w:p>
       <w:pPr>
-        <w:spacing w:after="240" w:before="0" w:line="276" w:lineRule="auto"/>
-        <w:jc w:val="center"/>
+        <w:pStyle w:val="Heading2"/>
       </w:pPr>
       <w:r>
         <w:rPr>
           <w:rFonts w:ascii="Calibri" w:hAnsi="Calibri"/>
-          <w:color w:val="94A3B8"/>
-          <w:sz w:val="18"/>
+          <w:color w:val="1B3A5C"/>
         </w:rPr>
-        <w:t>09 июля 2026 г.</w:t>
-      </w:r>
-    </w:p>
-    <w:p>
-      <w:pPr>
-        <w:spacing w:before="40" w:after="40"/>
-      </w:pPr>
-      <w:r>
-        <w:rPr>
-          <w:rFonts w:ascii="Calibri" w:hAnsi="Calibri"/>
-          <w:color w:val="CBD5E1"/>
-          <w:sz w:val="12"/>
-        </w:rPr>
-        <w:t>────────────────────────────────────────────────────────────────────</w:t>
-      </w:r>
-    </w:p>
-    <w:p>
-      <w:pPr>
-        <w:spacing w:after="160" w:before="0" w:line="276" w:lineRule="auto"/>
-      </w:pPr>
-      <w:r>
-        <w:rPr>
-          <w:rFonts w:ascii="Calibri" w:hAnsi="Calibri"/>
-          <w:color w:val="000000"/>
-          <w:sz w:val="21"/>
-        </w:rPr>
-        <w:t>Консалтинговая компания «Андромеда консалтинг» предлагает Вам подготовить пакет документов для участия в следующих программах и направлениях:</w:t>
-      </w:r>
-    </w:p>
-    <w:p>
-      <w:pPr>
-        <w:pStyle w:val="ListBullet"/>
-        <w:spacing w:after="40"/>
-      </w:pPr>
-      <w:r>
-        <w:rPr>
-          <w:rFonts w:ascii="Calibri" w:hAnsi="Calibri"/>
-          <w:color w:val="1E293B"/>
-          <w:sz w:val="21"/>
-        </w:rPr>
-        <w:t>получение статуса Участника «Сколково»;</w:t>
-      </w:r>
-    </w:p>
-    <w:p>
-      <w:pPr>
-        <w:pStyle w:val="ListBullet"/>
-        <w:spacing w:after="40"/>
-      </w:pPr>
-      <w:r>
-        <w:rPr>
-          <w:rFonts w:ascii="Calibri" w:hAnsi="Calibri"/>
-          <w:color w:val="1E293B"/>
-          <w:sz w:val="21"/>
-        </w:rPr>
-        <w:t>включение Вашей компании в реестр Малых технологических компаний (МТК);</w:t>
-      </w:r>
-    </w:p>
-    <w:p>
-      <w:pPr>
-        <w:pStyle w:val="ListBullet"/>
-        <w:spacing w:after="40"/>
-      </w:pPr>
-      <w:r>
-        <w:rPr>
-          <w:rFonts w:ascii="Calibri" w:hAnsi="Calibri"/>
-          <w:color w:val="1E293B"/>
-          <w:sz w:val="21"/>
-        </w:rPr>
-        <w:t>получение в приоритетном порядке патента на изобретение / полезную модель.</w:t>
-      </w:r>
-    </w:p>
-    <w:p>
-      <w:pPr>
-        <w:spacing w:before="40" w:after="40"/>
-      </w:pPr>
-      <w:r>
-        <w:rPr>
-          <w:rFonts w:ascii="Calibri" w:hAnsi="Calibri"/>
-          <w:color w:val="CBD5E1"/>
-          <w:sz w:val="12"/>
-        </w:rPr>
-        <w:t>────────────────────────────────────────────────────────────────────</w:t>
-      </w:r>
-    </w:p>
-    <w:p>
-      <w:pPr>
-        <w:spacing w:after="120" w:before="160" w:line="276" w:lineRule="auto"/>
-      </w:pPr>
-      <w:r>
-        <w:rPr>
-          <w:rFonts w:ascii="Calibri" w:hAnsi="Calibri"/>
-          <w:b/>
-          <w:color w:val="1E293B"/>
-          <w:sz w:val="26"/>
-        </w:rPr>
-        <w:t>1. СТАТУС УЧАСТНИКА «СКОЛКОВО»</w:t>
-      </w:r>
-    </w:p>
-    <w:p>
-      <w:pPr>
-        <w:spacing w:after="120" w:before="0" w:line="276" w:lineRule="auto"/>
-      </w:pPr>
-      <w:r>
-        <w:rPr>
-          <w:rFonts w:ascii="Calibri" w:hAnsi="Calibri"/>
-          <w:color w:val="000000"/>
-          <w:sz w:val="21"/>
-        </w:rPr>
-        <w:t>Для выявления возможности получения Вашей компанией налоговых преференций мы предлагаем провести анализ деятельности и подготовить заявку на получение статуса Участника Сколково. Резиденты ОЭЗ «Сколково» получают на 10 лет следующие налоговые льготы и поддержку:</w:t>
-      </w:r>
-    </w:p>
-    <w:p>
-      <w:pPr>
-        <w:pStyle w:val="ListBullet"/>
-        <w:spacing w:after="40"/>
-      </w:pPr>
-      <w:r>
-        <w:rPr>
-          <w:rFonts w:ascii="Calibri" w:hAnsi="Calibri"/>
-          <w:color w:val="1E293B"/>
-          <w:sz w:val="21"/>
-        </w:rPr>
-        <w:t>Льгота по налогу на прибыль — 0%</w:t>
-      </w:r>
-    </w:p>
-    <w:p>
-      <w:pPr>
-        <w:pStyle w:val="ListBullet"/>
-        <w:spacing w:after="40"/>
-      </w:pPr>
-      <w:r>
-        <w:rPr>
-          <w:rFonts w:ascii="Calibri" w:hAnsi="Calibri"/>
-          <w:color w:val="1E293B"/>
-          <w:sz w:val="21"/>
-        </w:rPr>
-        <w:t>Пониженные страховые взносы — 15%</w:t>
-      </w:r>
-    </w:p>
-    <w:p>
-      <w:pPr>
-        <w:pStyle w:val="ListBullet"/>
-        <w:spacing w:after="40"/>
-      </w:pPr>
-      <w:r>
-        <w:rPr>
-          <w:rFonts w:ascii="Calibri" w:hAnsi="Calibri"/>
-          <w:color w:val="1E293B"/>
-          <w:sz w:val="21"/>
-        </w:rPr>
-        <w:t>Льгота на налог на имущество — 0%</w:t>
-      </w:r>
-    </w:p>
-    <w:p>
-      <w:pPr>
-        <w:pStyle w:val="ListBullet"/>
-        <w:spacing w:after="40"/>
-      </w:pPr>
-      <w:r>
-        <w:rPr>
-          <w:rFonts w:ascii="Calibri" w:hAnsi="Calibri"/>
-          <w:color w:val="1E293B"/>
-          <w:sz w:val="21"/>
-        </w:rPr>
-        <w:t>Льготы по уплате таможенных платежей</w:t>
-      </w:r>
-    </w:p>
-    <w:p>
-      <w:pPr>
-        <w:pStyle w:val="ListBullet"/>
-        <w:spacing w:after="40"/>
-      </w:pPr>
-      <w:r>
-        <w:rPr>
-          <w:rFonts w:ascii="Calibri" w:hAnsi="Calibri"/>
-          <w:color w:val="1E293B"/>
-          <w:sz w:val="21"/>
-        </w:rPr>
-        <w:t>Визово-миграционные льготы</w:t>
-      </w:r>
-    </w:p>
-    <w:p>
-      <w:pPr>
-        <w:pStyle w:val="ListBullet"/>
-        <w:spacing w:after="40"/>
-      </w:pPr>
-      <w:r>
-        <w:rPr>
-          <w:rFonts w:ascii="Calibri" w:hAnsi="Calibri"/>
-          <w:color w:val="1E293B"/>
-          <w:sz w:val="21"/>
-        </w:rPr>
-        <w:t>Финансовая поддержка: гранты от 1,5 до 50 млн ₽</w:t>
-      </w:r>
-    </w:p>
-    <w:p>
-      <w:pPr>
-        <w:spacing w:after="120" w:before="200" w:line="276" w:lineRule="auto"/>
-      </w:pPr>
-      <w:r>
-        <w:rPr>
-          <w:rFonts w:ascii="Calibri" w:hAnsi="Calibri"/>
-          <w:b/>
-          <w:color w:val="1E293B"/>
-          <w:sz w:val="26"/>
-        </w:rPr>
-        <w:t>2. РЕЕСТР МАЛЫХ ТЕХНОЛОГИЧЕСКИХ КОМПАНИЙ (МТК)</w:t>
-      </w:r>
-    </w:p>
-    <w:p>
-      <w:pPr>
-        <w:spacing w:after="120" w:before="0" w:line="276" w:lineRule="auto"/>
-      </w:pPr>
-      <w:r>
-        <w:rPr>
-          <w:rFonts w:ascii="Calibri" w:hAnsi="Calibri"/>
-          <w:color w:val="000000"/>
-          <w:sz w:val="21"/>
-        </w:rPr>
-        <w:t>Вхождение в реестр МТК открывает доступ к следующим мерам господдержки:</w:t>
-      </w:r>
-    </w:p>
-    <w:p>
-      <w:pPr>
-        <w:pStyle w:val="ListBullet"/>
-        <w:spacing w:after="40"/>
-      </w:pPr>
-      <w:r>
-        <w:rPr>
-          <w:rFonts w:ascii="Calibri" w:hAnsi="Calibri"/>
-          <w:color w:val="1E293B"/>
-          <w:sz w:val="21"/>
-        </w:rPr>
-        <w:t>дополнительные баллы при участии в грантовых конкурсах;</w:t>
-      </w:r>
-    </w:p>
-    <w:p>
-      <w:pPr>
-        <w:pStyle w:val="ListBullet"/>
-        <w:spacing w:after="40"/>
-      </w:pPr>
-      <w:r>
-        <w:rPr>
-          <w:rFonts w:ascii="Calibri" w:hAnsi="Calibri"/>
-          <w:color w:val="1E293B"/>
-          <w:sz w:val="21"/>
-        </w:rPr>
-        <w:t>льготный займ от Корпорации МСП до 2 млрд ₽;</w:t>
-      </w:r>
-    </w:p>
-    <w:p>
-      <w:pPr>
-        <w:pStyle w:val="ListBullet"/>
-        <w:spacing w:after="40"/>
-      </w:pPr>
-      <w:r>
-        <w:rPr>
-          <w:rFonts w:ascii="Calibri" w:hAnsi="Calibri"/>
-          <w:color w:val="1E293B"/>
-          <w:sz w:val="21"/>
-        </w:rPr>
-        <w:t>упрощённая процедура защиты интеллектуальной собственности;</w:t>
-      </w:r>
-    </w:p>
-    <w:p>
-      <w:pPr>
-        <w:pStyle w:val="ListBullet"/>
-        <w:spacing w:after="40"/>
-      </w:pPr>
-      <w:r>
-        <w:rPr>
-          <w:rFonts w:ascii="Calibri" w:hAnsi="Calibri"/>
-          <w:color w:val="1E293B"/>
-          <w:sz w:val="21"/>
-        </w:rPr>
-        <w:t>сниженная ставка по промышленной ипотеке;</w:t>
-      </w:r>
-    </w:p>
-    <w:p>
-      <w:pPr>
-        <w:pStyle w:val="ListBullet"/>
-        <w:spacing w:after="40"/>
-      </w:pPr>
-      <w:r>
-        <w:rPr>
-          <w:rFonts w:ascii="Calibri" w:hAnsi="Calibri"/>
-          <w:color w:val="1E293B"/>
-          <w:sz w:val="21"/>
-        </w:rPr>
-        <w:t>пониженная ставка налога на прибыль (зависит от региона);</w:t>
-      </w:r>
-    </w:p>
-    <w:p>
-      <w:pPr>
-        <w:pStyle w:val="ListBullet"/>
-        <w:spacing w:after="40"/>
-      </w:pPr>
-      <w:r>
-        <w:rPr>
-          <w:rFonts w:ascii="Calibri" w:hAnsi="Calibri"/>
-          <w:color w:val="1E293B"/>
-          <w:sz w:val="21"/>
-        </w:rPr>
-        <w:t>размещение на «Витрине стартапов» Минэкономразвития РФ;</w:t>
-      </w:r>
-    </w:p>
-    <w:p>
-      <w:pPr>
-        <w:pStyle w:val="ListBullet"/>
-        <w:spacing w:after="40"/>
-      </w:pPr>
-      <w:r>
-        <w:rPr>
-          <w:rFonts w:ascii="Calibri" w:hAnsi="Calibri"/>
-          <w:color w:val="1E293B"/>
-          <w:sz w:val="21"/>
-        </w:rPr>
-        <w:t>поддержка спроса на инновационную продукцию и экспорт.</w:t>
-      </w:r>
-    </w:p>
-    <w:p>
-      <w:pPr>
-        <w:spacing w:after="80" w:before="0" w:line="276" w:lineRule="auto"/>
-      </w:pPr>
-      <w:r>
-        <w:rPr>
-          <w:rFonts w:ascii="Calibri" w:hAnsi="Calibri"/>
-          <w:color w:val="475569"/>
-          <w:sz w:val="20"/>
-        </w:rPr>
-        <w:t>Данный список мер господдержки ежегодно дополняется, что расширяет возможности развития и конкуренции компаний, состоящих в реестре МТК.</w:t>
-      </w:r>
-    </w:p>
-    <w:p>
-      <w:pPr>
-        <w:spacing w:before="40" w:after="40"/>
-      </w:pPr>
-      <w:r>
-        <w:rPr>
-          <w:rFonts w:ascii="Calibri" w:hAnsi="Calibri"/>
-          <w:color w:val="CBD5E1"/>
-          <w:sz w:val="12"/>
-        </w:rPr>
-        <w:t>────────────────────────────────────────────────────────────────────</w:t>
-      </w:r>
-    </w:p>
-    <w:p>
-      <w:pPr>
-        <w:spacing w:after="120" w:before="160" w:line="276" w:lineRule="auto"/>
-      </w:pPr>
-      <w:r>
-        <w:rPr>
-          <w:rFonts w:ascii="Calibri" w:hAnsi="Calibri"/>
-          <w:b/>
-          <w:color w:val="1E293B"/>
-          <w:sz w:val="26"/>
-        </w:rPr>
-        <w:t>3. ПРЕДВАРИТЕЛЬНЫЙ АНАЛИЗ КОМПАНИИ</w:t>
-      </w:r>
-    </w:p>
-    <w:p>
-      <w:pPr>
-        <w:spacing w:after="120" w:before="0" w:line="276" w:lineRule="auto"/>
-      </w:pPr>
-      <w:r>
-        <w:rPr>
-          <w:rFonts w:ascii="Calibri" w:hAnsi="Calibri"/>
-          <w:color w:val="000000"/>
-          <w:sz w:val="21"/>
-        </w:rPr>
-        <w:t>На основе открытых источников нами проведён предварительный анализ Вашей компании. Ниже приведены основные данные, которые будут использованы при подготовке заявки.</w:t>
+        <w:t>Данные компании</w:t>
       </w:r>
     </w:p>
     <w:tbl>
       <w:tblPr>
-        <w:tblBorders>
-          <w:top w:val="single" w:sz="4" w:space="0" w:color="d1d5db"/>
-          <w:bottom w:val="single" w:sz="4" w:space="0" w:color="d1d5db"/>
-          <w:left w:val="single" w:sz="4" w:space="0" w:color="d1d5db"/>
-          <w:right w:val="single" w:sz="4" w:space="0" w:color="d1d5db"/>
-          <w:insideH w:val="single" w:sz="4" w:space="0" w:color="d1d5db"/>
-          <w:insideV w:val="single" w:sz="4" w:space="0" w:color="d1d5db"/>
-        </w:tblBorders>
+        <w:tblW w:type="auto" w:w="0"/>
+        <w:tblLook w:firstColumn="1" w:firstRow="1" w:lastColumn="0" w:lastRow="0" w:noHBand="0" w:noVBand="1" w:val="04A0"/>
       </w:tblPr>
       <w:tblGrid>
         <w:gridCol w:w="4703"/>
@@ -501,16 +116,580 @@
       <w:tr>
         <w:tc>
           <w:tcPr>
-            <w:tcW w:type="dxa" w:w="2551"/>
-            <w:shd w:fill="f1f5f9" w:val="clear"/>
+            <w:tcW w:type="dxa" w:w="4703"/>
+            <w:tcBorders>
+              <w:top w:val="single" w:sz="4" w:color="999999"/>
+              <w:left w:val="single" w:sz="4" w:color="999999"/>
+              <w:bottom w:val="single" w:sz="4" w:color="999999"/>
+              <w:right w:val="single" w:sz="4" w:color="999999"/>
+            </w:tcBorders>
+            <w:shd w:fill="D6E4F0" w:val="clear"/>
           </w:tcPr>
           <w:p>
+            <w:pPr>
+              <w:jc w:val="left"/>
+            </w:pPr>
             <w:r/>
             <w:r>
               <w:rPr>
                 <w:rFonts w:ascii="Calibri" w:hAnsi="Calibri"/>
                 <w:b/>
-                <w:color w:val="1E293B"/>
+                <w:sz w:val="18"/>
+              </w:rPr>
+              <w:t>Компания</w:t>
+            </w:r>
+          </w:p>
+        </w:tc>
+        <w:tc>
+          <w:tcPr>
+            <w:tcW w:type="dxa" w:w="4703"/>
+            <w:tcBorders>
+              <w:top w:val="single" w:sz="4" w:color="999999"/>
+              <w:left w:val="single" w:sz="4" w:color="999999"/>
+              <w:bottom w:val="single" w:sz="4" w:color="999999"/>
+              <w:right w:val="single" w:sz="4" w:color="999999"/>
+            </w:tcBorders>
+            <w:shd w:fill="D6E4F0" w:val="clear"/>
+          </w:tcPr>
+          <w:p>
+            <w:pPr>
+              <w:jc w:val="left"/>
+            </w:pPr>
+            <w:r/>
+            <w:r>
+              <w:rPr>
+                <w:rFonts w:ascii="Calibri" w:hAnsi="Calibri"/>
+                <w:b w:val="0"/>
+                <w:sz w:val="18"/>
+              </w:rPr>
+              <w:t>ООО «АМБЕРТИМ»</w:t>
+            </w:r>
+          </w:p>
+        </w:tc>
+      </w:tr>
+      <w:tr>
+        <w:tc>
+          <w:tcPr>
+            <w:tcW w:type="dxa" w:w="4703"/>
+            <w:tcBorders>
+              <w:top w:val="single" w:sz="4" w:color="999999"/>
+              <w:left w:val="single" w:sz="4" w:color="999999"/>
+              <w:bottom w:val="single" w:sz="4" w:color="999999"/>
+              <w:right w:val="single" w:sz="4" w:color="999999"/>
+            </w:tcBorders>
+            <w:shd w:fill="FFFFFF" w:val="clear"/>
+          </w:tcPr>
+          <w:p>
+            <w:pPr>
+              <w:jc w:val="left"/>
+            </w:pPr>
+            <w:r/>
+            <w:r>
+              <w:rPr>
+                <w:rFonts w:ascii="Calibri" w:hAnsi="Calibri"/>
+                <w:b/>
+                <w:sz w:val="18"/>
+              </w:rPr>
+              <w:t>ИНН</w:t>
+            </w:r>
+          </w:p>
+        </w:tc>
+        <w:tc>
+          <w:tcPr>
+            <w:tcW w:type="dxa" w:w="4703"/>
+            <w:tcBorders>
+              <w:top w:val="single" w:sz="4" w:color="999999"/>
+              <w:left w:val="single" w:sz="4" w:color="999999"/>
+              <w:bottom w:val="single" w:sz="4" w:color="999999"/>
+              <w:right w:val="single" w:sz="4" w:color="999999"/>
+            </w:tcBorders>
+            <w:shd w:fill="FFFFFF" w:val="clear"/>
+          </w:tcPr>
+          <w:p>
+            <w:pPr>
+              <w:jc w:val="left"/>
+            </w:pPr>
+            <w:r/>
+            <w:r>
+              <w:rPr>
+                <w:rFonts w:ascii="Calibri" w:hAnsi="Calibri"/>
+                <w:b w:val="0"/>
+                <w:sz w:val="18"/>
+              </w:rPr>
+              <w:t>3906364524</w:t>
+            </w:r>
+          </w:p>
+        </w:tc>
+      </w:tr>
+      <w:tr>
+        <w:tc>
+          <w:tcPr>
+            <w:tcW w:type="dxa" w:w="4703"/>
+            <w:tcBorders>
+              <w:top w:val="single" w:sz="4" w:color="999999"/>
+              <w:left w:val="single" w:sz="4" w:color="999999"/>
+              <w:bottom w:val="single" w:sz="4" w:color="999999"/>
+              <w:right w:val="single" w:sz="4" w:color="999999"/>
+            </w:tcBorders>
+            <w:shd w:fill="D6E4F0" w:val="clear"/>
+          </w:tcPr>
+          <w:p>
+            <w:pPr>
+              <w:jc w:val="left"/>
+            </w:pPr>
+            <w:r/>
+            <w:r>
+              <w:rPr>
+                <w:rFonts w:ascii="Calibri" w:hAnsi="Calibri"/>
+                <w:b/>
+                <w:sz w:val="18"/>
+              </w:rPr>
+              <w:t>ОГРН</w:t>
+            </w:r>
+          </w:p>
+        </w:tc>
+        <w:tc>
+          <w:tcPr>
+            <w:tcW w:type="dxa" w:w="4703"/>
+            <w:tcBorders>
+              <w:top w:val="single" w:sz="4" w:color="999999"/>
+              <w:left w:val="single" w:sz="4" w:color="999999"/>
+              <w:bottom w:val="single" w:sz="4" w:color="999999"/>
+              <w:right w:val="single" w:sz="4" w:color="999999"/>
+            </w:tcBorders>
+            <w:shd w:fill="D6E4F0" w:val="clear"/>
+          </w:tcPr>
+          <w:p>
+            <w:pPr>
+              <w:jc w:val="left"/>
+            </w:pPr>
+            <w:r/>
+            <w:r>
+              <w:rPr>
+                <w:rFonts w:ascii="Calibri" w:hAnsi="Calibri"/>
+                <w:b w:val="0"/>
+                <w:sz w:val="18"/>
+              </w:rPr>
+              <w:t>1183926003260</w:t>
+            </w:r>
+          </w:p>
+        </w:tc>
+      </w:tr>
+      <w:tr>
+        <w:tc>
+          <w:tcPr>
+            <w:tcW w:type="dxa" w:w="4703"/>
+            <w:tcBorders>
+              <w:top w:val="single" w:sz="4" w:color="999999"/>
+              <w:left w:val="single" w:sz="4" w:color="999999"/>
+              <w:bottom w:val="single" w:sz="4" w:color="999999"/>
+              <w:right w:val="single" w:sz="4" w:color="999999"/>
+            </w:tcBorders>
+            <w:shd w:fill="FFFFFF" w:val="clear"/>
+          </w:tcPr>
+          <w:p>
+            <w:pPr>
+              <w:jc w:val="left"/>
+            </w:pPr>
+            <w:r/>
+            <w:r>
+              <w:rPr>
+                <w:rFonts w:ascii="Calibri" w:hAnsi="Calibri"/>
+                <w:b/>
+                <w:sz w:val="18"/>
+              </w:rPr>
+              <w:t>Руководитель</w:t>
+            </w:r>
+          </w:p>
+        </w:tc>
+        <w:tc>
+          <w:tcPr>
+            <w:tcW w:type="dxa" w:w="4703"/>
+            <w:tcBorders>
+              <w:top w:val="single" w:sz="4" w:color="999999"/>
+              <w:left w:val="single" w:sz="4" w:color="999999"/>
+              <w:bottom w:val="single" w:sz="4" w:color="999999"/>
+              <w:right w:val="single" w:sz="4" w:color="999999"/>
+            </w:tcBorders>
+            <w:shd w:fill="FFFFFF" w:val="clear"/>
+          </w:tcPr>
+          <w:p>
+            <w:pPr>
+              <w:jc w:val="left"/>
+            </w:pPr>
+            <w:r/>
+            <w:r>
+              <w:rPr>
+                <w:rFonts w:ascii="Calibri" w:hAnsi="Calibri"/>
+                <w:b w:val="0"/>
+                <w:sz w:val="18"/>
+              </w:rPr>
+              <w:t>Матвейчук Константин Игоревич</w:t>
+            </w:r>
+          </w:p>
+        </w:tc>
+      </w:tr>
+      <w:tr>
+        <w:tc>
+          <w:tcPr>
+            <w:tcW w:type="dxa" w:w="4703"/>
+            <w:tcBorders>
+              <w:top w:val="single" w:sz="4" w:color="999999"/>
+              <w:left w:val="single" w:sz="4" w:color="999999"/>
+              <w:bottom w:val="single" w:sz="4" w:color="999999"/>
+              <w:right w:val="single" w:sz="4" w:color="999999"/>
+            </w:tcBorders>
+            <w:shd w:fill="D6E4F0" w:val="clear"/>
+          </w:tcPr>
+          <w:p>
+            <w:pPr>
+              <w:jc w:val="left"/>
+            </w:pPr>
+            <w:r/>
+            <w:r>
+              <w:rPr>
+                <w:rFonts w:ascii="Calibri" w:hAnsi="Calibri"/>
+                <w:b/>
+                <w:sz w:val="18"/>
+              </w:rPr>
+              <w:t>Вид деятельности</w:t>
+            </w:r>
+          </w:p>
+        </w:tc>
+        <w:tc>
+          <w:tcPr>
+            <w:tcW w:type="dxa" w:w="4703"/>
+            <w:tcBorders>
+              <w:top w:val="single" w:sz="4" w:color="999999"/>
+              <w:left w:val="single" w:sz="4" w:color="999999"/>
+              <w:bottom w:val="single" w:sz="4" w:color="999999"/>
+              <w:right w:val="single" w:sz="4" w:color="999999"/>
+            </w:tcBorders>
+            <w:shd w:fill="D6E4F0" w:val="clear"/>
+          </w:tcPr>
+          <w:p>
+            <w:pPr>
+              <w:jc w:val="left"/>
+            </w:pPr>
+            <w:r/>
+            <w:r>
+              <w:rPr>
+                <w:rFonts w:ascii="Calibri" w:hAnsi="Calibri"/>
+                <w:b w:val="0"/>
+                <w:sz w:val="18"/>
+              </w:rPr>
+              <w:t>32.12.7 — Обработка янтаря и производство изделий из янтаря</w:t>
+            </w:r>
+          </w:p>
+        </w:tc>
+      </w:tr>
+      <w:tr>
+        <w:tc>
+          <w:tcPr>
+            <w:tcW w:type="dxa" w:w="4703"/>
+            <w:tcBorders>
+              <w:top w:val="single" w:sz="4" w:color="999999"/>
+              <w:left w:val="single" w:sz="4" w:color="999999"/>
+              <w:bottom w:val="single" w:sz="4" w:color="999999"/>
+              <w:right w:val="single" w:sz="4" w:color="999999"/>
+            </w:tcBorders>
+            <w:shd w:fill="FFFFFF" w:val="clear"/>
+          </w:tcPr>
+          <w:p>
+            <w:pPr>
+              <w:jc w:val="left"/>
+            </w:pPr>
+            <w:r/>
+            <w:r>
+              <w:rPr>
+                <w:rFonts w:ascii="Calibri" w:hAnsi="Calibri"/>
+                <w:b/>
+                <w:sz w:val="18"/>
+              </w:rPr>
+              <w:t>Численность</w:t>
+            </w:r>
+          </w:p>
+        </w:tc>
+        <w:tc>
+          <w:tcPr>
+            <w:tcW w:type="dxa" w:w="4703"/>
+            <w:tcBorders>
+              <w:top w:val="single" w:sz="4" w:color="999999"/>
+              <w:left w:val="single" w:sz="4" w:color="999999"/>
+              <w:bottom w:val="single" w:sz="4" w:color="999999"/>
+              <w:right w:val="single" w:sz="4" w:color="999999"/>
+            </w:tcBorders>
+            <w:shd w:fill="FFFFFF" w:val="clear"/>
+          </w:tcPr>
+          <w:p>
+            <w:pPr>
+              <w:jc w:val="left"/>
+            </w:pPr>
+            <w:r/>
+            <w:r>
+              <w:rPr>
+                <w:rFonts w:ascii="Calibri" w:hAnsi="Calibri"/>
+                <w:b w:val="0"/>
+                <w:sz w:val="18"/>
+              </w:rPr>
+              <w:t>18 чел.</w:t>
+            </w:r>
+          </w:p>
+        </w:tc>
+      </w:tr>
+      <w:tr>
+        <w:tc>
+          <w:tcPr>
+            <w:tcW w:type="dxa" w:w="4703"/>
+            <w:tcBorders>
+              <w:top w:val="single" w:sz="4" w:color="999999"/>
+              <w:left w:val="single" w:sz="4" w:color="999999"/>
+              <w:bottom w:val="single" w:sz="4" w:color="999999"/>
+              <w:right w:val="single" w:sz="4" w:color="999999"/>
+            </w:tcBorders>
+            <w:shd w:fill="D6E4F0" w:val="clear"/>
+          </w:tcPr>
+          <w:p>
+            <w:pPr>
+              <w:jc w:val="left"/>
+            </w:pPr>
+            <w:r/>
+            <w:r>
+              <w:rPr>
+                <w:rFonts w:ascii="Calibri" w:hAnsi="Calibri"/>
+                <w:b/>
+                <w:sz w:val="18"/>
+              </w:rPr>
+              <w:t>Выручка 2025</w:t>
+            </w:r>
+          </w:p>
+        </w:tc>
+        <w:tc>
+          <w:tcPr>
+            <w:tcW w:type="dxa" w:w="4703"/>
+            <w:tcBorders>
+              <w:top w:val="single" w:sz="4" w:color="999999"/>
+              <w:left w:val="single" w:sz="4" w:color="999999"/>
+              <w:bottom w:val="single" w:sz="4" w:color="999999"/>
+              <w:right w:val="single" w:sz="4" w:color="999999"/>
+            </w:tcBorders>
+            <w:shd w:fill="D6E4F0" w:val="clear"/>
+          </w:tcPr>
+          <w:p>
+            <w:pPr>
+              <w:jc w:val="left"/>
+            </w:pPr>
+            <w:r/>
+            <w:r>
+              <w:rPr>
+                <w:rFonts w:ascii="Calibri" w:hAnsi="Calibri"/>
+                <w:b w:val="0"/>
+                <w:sz w:val="18"/>
+              </w:rPr>
+              <w:t>353 600 000 руб.</w:t>
+            </w:r>
+          </w:p>
+        </w:tc>
+      </w:tr>
+      <w:tr>
+        <w:tc>
+          <w:tcPr>
+            <w:tcW w:type="dxa" w:w="4703"/>
+            <w:tcBorders>
+              <w:top w:val="single" w:sz="4" w:color="999999"/>
+              <w:left w:val="single" w:sz="4" w:color="999999"/>
+              <w:bottom w:val="single" w:sz="4" w:color="999999"/>
+              <w:right w:val="single" w:sz="4" w:color="999999"/>
+            </w:tcBorders>
+            <w:shd w:fill="FFFFFF" w:val="clear"/>
+          </w:tcPr>
+          <w:p>
+            <w:pPr>
+              <w:jc w:val="left"/>
+            </w:pPr>
+            <w:r/>
+            <w:r>
+              <w:rPr>
+                <w:rFonts w:ascii="Calibri" w:hAnsi="Calibri"/>
+                <w:b/>
+                <w:sz w:val="18"/>
+              </w:rPr>
+              <w:t>Система налогообложения</w:t>
+            </w:r>
+          </w:p>
+        </w:tc>
+        <w:tc>
+          <w:tcPr>
+            <w:tcW w:type="dxa" w:w="4703"/>
+            <w:tcBorders>
+              <w:top w:val="single" w:sz="4" w:color="999999"/>
+              <w:left w:val="single" w:sz="4" w:color="999999"/>
+              <w:bottom w:val="single" w:sz="4" w:color="999999"/>
+              <w:right w:val="single" w:sz="4" w:color="999999"/>
+            </w:tcBorders>
+            <w:shd w:fill="FFFFFF" w:val="clear"/>
+          </w:tcPr>
+          <w:p>
+            <w:pPr>
+              <w:jc w:val="left"/>
+            </w:pPr>
+            <w:r/>
+            <w:r>
+              <w:rPr>
+                <w:rFonts w:ascii="Calibri" w:hAnsi="Calibri"/>
+                <w:b w:val="0"/>
+                <w:sz w:val="18"/>
+              </w:rPr>
+              <w:t>ОСН</w:t>
+            </w:r>
+          </w:p>
+        </w:tc>
+      </w:tr>
+    </w:tbl>
+    <w:p/>
+    <w:p>
+      <w:pPr>
+        <w:pStyle w:val="Heading2"/>
+      </w:pPr>
+      <w:r>
+        <w:rPr>
+          <w:rFonts w:ascii="Calibri" w:hAnsi="Calibri"/>
+          <w:color w:val="1B3A5C"/>
+        </w:rPr>
+        <w:t>1. Льготы участника «Сколково»</w:t>
+      </w:r>
+    </w:p>
+    <w:p>
+      <w:r>
+        <w:rPr>
+          <w:rFonts w:ascii="Calibri" w:hAnsi="Calibri"/>
+          <w:b w:val="0"/>
+          <w:sz w:val="20"/>
+        </w:rPr>
+        <w:t>✅ Налог на прибыль — 0% (вместо 20%) на 10 лет</w:t>
+      </w:r>
+    </w:p>
+    <w:p>
+      <w:r>
+        <w:rPr>
+          <w:rFonts w:ascii="Calibri" w:hAnsi="Calibri"/>
+          <w:b w:val="0"/>
+          <w:sz w:val="20"/>
+        </w:rPr>
+        <w:t>✅ Страховые взносы — 15% (вместо 30%)</w:t>
+      </w:r>
+    </w:p>
+    <w:p>
+      <w:r>
+        <w:rPr>
+          <w:rFonts w:ascii="Calibri" w:hAnsi="Calibri"/>
+          <w:b w:val="0"/>
+          <w:sz w:val="20"/>
+        </w:rPr>
+        <w:t>✅ Освобождение от налога на имущество</w:t>
+      </w:r>
+    </w:p>
+    <w:p>
+      <w:r>
+        <w:rPr>
+          <w:rFonts w:ascii="Calibri" w:hAnsi="Calibri"/>
+          <w:b w:val="0"/>
+          <w:sz w:val="20"/>
+        </w:rPr>
+        <w:t>✅ Освобождение от таможенных пошлин</w:t>
+      </w:r>
+    </w:p>
+    <w:p>
+      <w:r>
+        <w:rPr>
+          <w:rFonts w:ascii="Calibri" w:hAnsi="Calibri"/>
+          <w:b w:val="0"/>
+          <w:sz w:val="20"/>
+        </w:rPr>
+        <w:t>✅ НДФЛ с дивидендов — 15% при наличии чистой прибыли</w:t>
+      </w:r>
+    </w:p>
+    <w:p>
+      <w:r>
+        <w:rPr>
+          <w:rFonts w:ascii="Calibri" w:hAnsi="Calibri"/>
+          <w:b w:val="0"/>
+          <w:sz w:val="20"/>
+        </w:rPr>
+        <w:t>✅ Возможность получения грантов до 30 млн руб.</w:t>
+      </w:r>
+    </w:p>
+    <w:p/>
+    <w:p>
+      <w:pPr>
+        <w:pStyle w:val="Heading2"/>
+      </w:pPr>
+      <w:r>
+        <w:rPr>
+          <w:rFonts w:ascii="Calibri" w:hAnsi="Calibri"/>
+          <w:color w:val="1B3A5C"/>
+        </w:rPr>
+        <w:t>2. Реестр МТК (дополнительные льготы)</w:t>
+      </w:r>
+    </w:p>
+    <w:p>
+      <w:r>
+        <w:rPr>
+          <w:rFonts w:ascii="Calibri" w:hAnsi="Calibri"/>
+          <w:b w:val="0"/>
+          <w:sz w:val="20"/>
+        </w:rPr>
+        <w:t>Статус МТК (Малой технологической компании) — дополнительный статус, упрощающий вход в Сколково и дающий доступ к мерам поддержки МСП.</w:t>
+      </w:r>
+    </w:p>
+    <w:p/>
+    <w:p>
+      <w:pPr>
+        <w:pStyle w:val="Heading2"/>
+      </w:pPr>
+      <w:r>
+        <w:rPr>
+          <w:rFonts w:ascii="Calibri" w:hAnsi="Calibri"/>
+          <w:color w:val="1B3A5C"/>
+        </w:rPr>
+        <w:t>3. Расчёт налоговой экономии</w:t>
+      </w:r>
+    </w:p>
+    <w:p/>
+    <w:tbl>
+      <w:tblPr>
+        <w:tblW w:type="auto" w:w="0"/>
+        <w:jc w:val="center"/>
+        <w:tblLook w:firstColumn="1" w:firstRow="1" w:lastColumn="0" w:lastRow="0" w:noHBand="0" w:noVBand="1" w:val="04A0"/>
+      </w:tblPr>
+      <w:tblGrid>
+        <w:gridCol w:w="2351"/>
+        <w:gridCol w:w="2351"/>
+        <w:gridCol w:w="2351"/>
+        <w:gridCol w:w="2351"/>
+      </w:tblGrid>
+      <w:tr>
+        <w:tc>
+          <w:tcPr>
+            <w:tcW w:type="dxa" w:w="2351"/>
+            <w:shd w:fill="1B3A5C" w:val="clear"/>
+            <w:tcBorders>
+              <w:top w:val="single" w:sz="4" w:color="999999"/>
+              <w:left w:val="single" w:sz="4" w:color="999999"/>
+              <w:bottom w:val="single" w:sz="4" w:color="999999"/>
+              <w:right w:val="single" w:sz="4" w:color="999999"/>
+            </w:tcBorders>
+          </w:tcPr>
+          <w:p>
+            <w:pPr>
+              <w:jc w:val="center"/>
+            </w:pPr>
+            <w:r/>
+            <w:r>
+              <w:rPr>
+                <w:rFonts w:ascii="Calibri" w:hAnsi="Calibri"/>
+                <w:b/>
+                <w:color w:val="FFFFFF"/>
                 <w:sz w:val="18"/>
               </w:rPr>
               <w:t>Показатель</w:t>
@@ -519,19 +698,82 @@
         </w:tc>
         <w:tc>
           <w:tcPr>
-            <w:tcW w:type="dxa" w:w="5102"/>
-            <w:shd w:fill="f1f5f9" w:val="clear"/>
+            <w:tcW w:type="dxa" w:w="2351"/>
+            <w:shd w:fill="1B3A5C" w:val="clear"/>
+            <w:tcBorders>
+              <w:top w:val="single" w:sz="4" w:color="999999"/>
+              <w:left w:val="single" w:sz="4" w:color="999999"/>
+              <w:bottom w:val="single" w:sz="4" w:color="999999"/>
+              <w:right w:val="single" w:sz="4" w:color="999999"/>
+            </w:tcBorders>
           </w:tcPr>
           <w:p>
+            <w:pPr>
+              <w:jc w:val="center"/>
+            </w:pPr>
             <w:r/>
             <w:r>
               <w:rPr>
                 <w:rFonts w:ascii="Calibri" w:hAnsi="Calibri"/>
                 <w:b/>
-                <w:color w:val="1E293B"/>
+                <w:color w:val="FFFFFF"/>
                 <w:sz w:val="18"/>
               </w:rPr>
-              <w:t>Значение</w:t>
+              <w:t>До (ОСН)</w:t>
+            </w:r>
+          </w:p>
+        </w:tc>
+        <w:tc>
+          <w:tcPr>
+            <w:tcW w:type="dxa" w:w="2351"/>
+            <w:shd w:fill="1B3A5C" w:val="clear"/>
+            <w:tcBorders>
+              <w:top w:val="single" w:sz="4" w:color="999999"/>
+              <w:left w:val="single" w:sz="4" w:color="999999"/>
+              <w:bottom w:val="single" w:sz="4" w:color="999999"/>
+              <w:right w:val="single" w:sz="4" w:color="999999"/>
+            </w:tcBorders>
+          </w:tcPr>
+          <w:p>
+            <w:pPr>
+              <w:jc w:val="center"/>
+            </w:pPr>
+            <w:r/>
+            <w:r>
+              <w:rPr>
+                <w:rFonts w:ascii="Calibri" w:hAnsi="Calibri"/>
+                <w:b/>
+                <w:color w:val="FFFFFF"/>
+                <w:sz w:val="18"/>
+              </w:rPr>
+              <w:t>После (Сколково)</w:t>
+            </w:r>
+          </w:p>
+        </w:tc>
+        <w:tc>
+          <w:tcPr>
+            <w:tcW w:type="dxa" w:w="2351"/>
+            <w:shd w:fill="1B3A5C" w:val="clear"/>
+            <w:tcBorders>
+              <w:top w:val="single" w:sz="4" w:color="999999"/>
+              <w:left w:val="single" w:sz="4" w:color="999999"/>
+              <w:bottom w:val="single" w:sz="4" w:color="999999"/>
+              <w:right w:val="single" w:sz="4" w:color="999999"/>
+            </w:tcBorders>
+          </w:tcPr>
+          <w:p>
+            <w:pPr>
+              <w:jc w:val="center"/>
+            </w:pPr>
+            <w:r/>
+            <w:r>
+              <w:rPr>
+                <w:rFonts w:ascii="Calibri" w:hAnsi="Calibri"/>
+                <w:b/>
+                <w:color w:val="FFFFFF"/>
+                <w:sz w:val="18"/>
+              </w:rPr>
+              <w:t>Экономия / год</w:t>
             </w:r>
           </w:p>
         </w:tc>
@@ -539,32 +781,105 @@
       <w:tr>
         <w:tc>
           <w:tcPr>
-            <w:tcW w:type="dxa" w:w="2551"/>
-            <w:shd w:fill="f8fafc" w:val="clear"/>
+            <w:tcW w:type="dxa" w:w="2351"/>
+            <w:tcBorders>
+              <w:top w:val="single" w:sz="4" w:color="999999"/>
+              <w:left w:val="single" w:sz="4" w:color="999999"/>
+              <w:bottom w:val="single" w:sz="4" w:color="999999"/>
+              <w:right w:val="single" w:sz="4" w:color="999999"/>
+            </w:tcBorders>
+            <w:shd w:fill="D6E4F0" w:val="clear"/>
           </w:tcPr>
           <w:p>
             <w:pPr>
-              <w:spacing w:before="60" w:after="60"/>
+              <w:jc w:val="left"/>
             </w:pPr>
             <w:r/>
             <w:r>
               <w:rPr>
                 <w:rFonts w:ascii="Calibri" w:hAnsi="Calibri"/>
-                <w:b/>
-                <w:color w:val="1E293B"/>
+                <w:b w:val="0"/>
                 <w:sz w:val="18"/>
               </w:rPr>
-              <w:t>Наименование</w:t>
+              <w:t>Налог на прибыль</w:t>
             </w:r>
           </w:p>
         </w:tc>
         <w:tc>
           <w:tcPr>
-            <w:tcW w:type="dxa" w:w="5102"/>
+            <w:tcW w:type="dxa" w:w="2351"/>
+            <w:tcBorders>
+              <w:top w:val="single" w:sz="4" w:color="999999"/>
+              <w:left w:val="single" w:sz="4" w:color="999999"/>
+              <w:bottom w:val="single" w:sz="4" w:color="999999"/>
+              <w:right w:val="single" w:sz="4" w:color="999999"/>
+            </w:tcBorders>
+            <w:shd w:fill="D6E4F0" w:val="clear"/>
           </w:tcPr>
           <w:p>
+            <w:pPr>
+              <w:jc w:val="center"/>
+            </w:pPr>
+            <w:r/>
             <w:r>
-              <w:t>ООО «АМБЕРТИМ»</w:t>
+              <w:rPr>
+                <w:rFonts w:ascii="Calibri" w:hAnsi="Calibri"/>
+                <w:b w:val="0"/>
+                <w:sz w:val="18"/>
+              </w:rPr>
+              <w:t>12 060 000 руб.</w:t>
+            </w:r>
+          </w:p>
+        </w:tc>
+        <w:tc>
+          <w:tcPr>
+            <w:tcW w:type="dxa" w:w="2351"/>
+            <w:tcBorders>
+              <w:top w:val="single" w:sz="4" w:color="999999"/>
+              <w:left w:val="single" w:sz="4" w:color="999999"/>
+              <w:bottom w:val="single" w:sz="4" w:color="999999"/>
+              <w:right w:val="single" w:sz="4" w:color="999999"/>
+            </w:tcBorders>
+            <w:shd w:fill="D6E4F0" w:val="clear"/>
+          </w:tcPr>
+          <w:p>
+            <w:pPr>
+              <w:jc w:val="center"/>
+            </w:pPr>
+            <w:r/>
+            <w:r>
+              <w:rPr>
+                <w:rFonts w:ascii="Calibri" w:hAnsi="Calibri"/>
+                <w:b w:val="0"/>
+                <w:sz w:val="18"/>
+              </w:rPr>
+              <w:t>0 руб.</w:t>
+            </w:r>
+          </w:p>
+        </w:tc>
+        <w:tc>
+          <w:tcPr>
+            <w:tcW w:type="dxa" w:w="2351"/>
+            <w:tcBorders>
+              <w:top w:val="single" w:sz="4" w:color="999999"/>
+              <w:left w:val="single" w:sz="4" w:color="999999"/>
+              <w:bottom w:val="single" w:sz="4" w:color="999999"/>
+              <w:right w:val="single" w:sz="4" w:color="999999"/>
+            </w:tcBorders>
+            <w:shd w:fill="D6E4F0" w:val="clear"/>
+          </w:tcPr>
+          <w:p>
+            <w:pPr>
+              <w:jc w:val="center"/>
+            </w:pPr>
+            <w:r/>
+            <w:r>
+              <w:rPr>
+                <w:rFonts w:ascii="Calibri" w:hAnsi="Calibri"/>
+                <w:b w:val="0"/>
+                <w:sz w:val="18"/>
+              </w:rPr>
+              <w:t>12 060 000 руб.</w:t>
             </w:r>
           </w:p>
         </w:tc>
@@ -572,33 +887,105 @@
       <w:tr>
         <w:tc>
           <w:tcPr>
-            <w:tcW w:type="dxa" w:w="2551"/>
-            <w:shd w:fill="f8fafc" w:val="clear"/>
+            <w:tcW w:type="dxa" w:w="2351"/>
+            <w:tcBorders>
+              <w:top w:val="single" w:sz="4" w:color="999999"/>
+              <w:left w:val="single" w:sz="4" w:color="999999"/>
+              <w:bottom w:val="single" w:sz="4" w:color="999999"/>
+              <w:right w:val="single" w:sz="4" w:color="999999"/>
+            </w:tcBorders>
+            <w:shd w:fill="FFFFFF" w:val="clear"/>
           </w:tcPr>
           <w:p>
             <w:pPr>
-              <w:spacing w:before="60" w:after="60"/>
+              <w:jc w:val="left"/>
             </w:pPr>
             <w:r/>
             <w:r>
               <w:rPr>
                 <w:rFonts w:ascii="Calibri" w:hAnsi="Calibri"/>
-                <w:b/>
-                <w:color w:val="1E293B"/>
+                <w:b w:val="0"/>
                 <w:sz w:val="18"/>
               </w:rPr>
-              <w:t>ИНН / ОГРН</w:t>
+              <w:t>Страховые взносы</w:t>
             </w:r>
           </w:p>
         </w:tc>
         <w:tc>
           <w:tcPr>
-            <w:tcW w:type="dxa" w:w="5102"/>
-            <w:shd w:fill="fafafa" w:val="clear"/>
+            <w:tcW w:type="dxa" w:w="2351"/>
+            <w:tcBorders>
+              <w:top w:val="single" w:sz="4" w:color="999999"/>
+              <w:left w:val="single" w:sz="4" w:color="999999"/>
+              <w:bottom w:val="single" w:sz="4" w:color="999999"/>
+              <w:right w:val="single" w:sz="4" w:color="999999"/>
+            </w:tcBorders>
+            <w:shd w:fill="FFFFFF" w:val="clear"/>
           </w:tcPr>
           <w:p>
+            <w:pPr>
+              <w:jc w:val="center"/>
+            </w:pPr>
+            <w:r/>
             <w:r>
-              <w:t>3906364524 / 1183926003260</w:t>
+              <w:rPr>
+                <w:rFonts w:ascii="Calibri" w:hAnsi="Calibri"/>
+                <w:b w:val="0"/>
+                <w:sz w:val="18"/>
+              </w:rPr>
+              <w:t>3 888 000 руб.</w:t>
+            </w:r>
+          </w:p>
+        </w:tc>
+        <w:tc>
+          <w:tcPr>
+            <w:tcW w:type="dxa" w:w="2351"/>
+            <w:tcBorders>
+              <w:top w:val="single" w:sz="4" w:color="999999"/>
+              <w:left w:val="single" w:sz="4" w:color="999999"/>
+              <w:bottom w:val="single" w:sz="4" w:color="999999"/>
+              <w:right w:val="single" w:sz="4" w:color="999999"/>
+            </w:tcBorders>
+            <w:shd w:fill="FFFFFF" w:val="clear"/>
+          </w:tcPr>
+          <w:p>
+            <w:pPr>
+              <w:jc w:val="center"/>
+            </w:pPr>
+            <w:r/>
+            <w:r>
+              <w:rPr>
+                <w:rFonts w:ascii="Calibri" w:hAnsi="Calibri"/>
+                <w:b w:val="0"/>
+                <w:sz w:val="18"/>
+              </w:rPr>
+              <w:t>1 944 000 руб.</w:t>
+            </w:r>
+          </w:p>
+        </w:tc>
+        <w:tc>
+          <w:tcPr>
+            <w:tcW w:type="dxa" w:w="2351"/>
+            <w:tcBorders>
+              <w:top w:val="single" w:sz="4" w:color="999999"/>
+              <w:left w:val="single" w:sz="4" w:color="999999"/>
+              <w:bottom w:val="single" w:sz="4" w:color="999999"/>
+              <w:right w:val="single" w:sz="4" w:color="999999"/>
+            </w:tcBorders>
+            <w:shd w:fill="FFFFFF" w:val="clear"/>
+          </w:tcPr>
+          <w:p>
+            <w:pPr>
+              <w:jc w:val="center"/>
+            </w:pPr>
+            <w:r/>
+            <w:r>
+              <w:rPr>
+                <w:rFonts w:ascii="Calibri" w:hAnsi="Calibri"/>
+                <w:b w:val="0"/>
+                <w:sz w:val="18"/>
+              </w:rPr>
+              <w:t>1 944 000 руб.</w:t>
             </w:r>
           </w:p>
         </w:tc>
@@ -606,32 +993,105 @@
       <w:tr>
         <w:tc>
           <w:tcPr>
-            <w:tcW w:type="dxa" w:w="2551"/>
-            <w:shd w:fill="f8fafc" w:val="clear"/>
+            <w:tcW w:type="dxa" w:w="2351"/>
+            <w:tcBorders>
+              <w:top w:val="single" w:sz="4" w:color="999999"/>
+              <w:left w:val="single" w:sz="4" w:color="999999"/>
+              <w:bottom w:val="single" w:sz="4" w:color="999999"/>
+              <w:right w:val="single" w:sz="4" w:color="999999"/>
+            </w:tcBorders>
+            <w:shd w:fill="D6E4F0" w:val="clear"/>
           </w:tcPr>
           <w:p>
             <w:pPr>
-              <w:spacing w:before="60" w:after="60"/>
+              <w:jc w:val="left"/>
             </w:pPr>
             <w:r/>
             <w:r>
               <w:rPr>
                 <w:rFonts w:ascii="Calibri" w:hAnsi="Calibri"/>
-                <w:b/>
-                <w:color w:val="1E293B"/>
+                <w:b w:val="0"/>
                 <w:sz w:val="18"/>
               </w:rPr>
-              <w:t>Дата регистрации</w:t>
+              <w:t>Налог на имущество</w:t>
             </w:r>
           </w:p>
         </w:tc>
         <w:tc>
           <w:tcPr>
-            <w:tcW w:type="dxa" w:w="5102"/>
+            <w:tcW w:type="dxa" w:w="2351"/>
+            <w:tcBorders>
+              <w:top w:val="single" w:sz="4" w:color="999999"/>
+              <w:left w:val="single" w:sz="4" w:color="999999"/>
+              <w:bottom w:val="single" w:sz="4" w:color="999999"/>
+              <w:right w:val="single" w:sz="4" w:color="999999"/>
+            </w:tcBorders>
+            <w:shd w:fill="D6E4F0" w:val="clear"/>
           </w:tcPr>
           <w:p>
+            <w:pPr>
+              <w:jc w:val="center"/>
+            </w:pPr>
+            <w:r/>
             <w:r>
-              <w:t>16.02.2018</w:t>
+              <w:rPr>
+                <w:rFonts w:ascii="Calibri" w:hAnsi="Calibri"/>
+                <w:b w:val="0"/>
+                <w:sz w:val="18"/>
+              </w:rPr>
+              <w:t>≈ 500 000 руб.</w:t>
+            </w:r>
+          </w:p>
+        </w:tc>
+        <w:tc>
+          <w:tcPr>
+            <w:tcW w:type="dxa" w:w="2351"/>
+            <w:tcBorders>
+              <w:top w:val="single" w:sz="4" w:color="999999"/>
+              <w:left w:val="single" w:sz="4" w:color="999999"/>
+              <w:bottom w:val="single" w:sz="4" w:color="999999"/>
+              <w:right w:val="single" w:sz="4" w:color="999999"/>
+            </w:tcBorders>
+            <w:shd w:fill="D6E4F0" w:val="clear"/>
+          </w:tcPr>
+          <w:p>
+            <w:pPr>
+              <w:jc w:val="center"/>
+            </w:pPr>
+            <w:r/>
+            <w:r>
+              <w:rPr>
+                <w:rFonts w:ascii="Calibri" w:hAnsi="Calibri"/>
+                <w:b w:val="0"/>
+                <w:sz w:val="18"/>
+              </w:rPr>
+              <w:t>0 руб.</w:t>
+            </w:r>
+          </w:p>
+        </w:tc>
+        <w:tc>
+          <w:tcPr>
+            <w:tcW w:type="dxa" w:w="2351"/>
+            <w:tcBorders>
+              <w:top w:val="single" w:sz="4" w:color="999999"/>
+              <w:left w:val="single" w:sz="4" w:color="999999"/>
+              <w:bottom w:val="single" w:sz="4" w:color="999999"/>
+              <w:right w:val="single" w:sz="4" w:color="999999"/>
+            </w:tcBorders>
+            <w:shd w:fill="D6E4F0" w:val="clear"/>
+          </w:tcPr>
+          <w:p>
+            <w:pPr>
+              <w:jc w:val="center"/>
+            </w:pPr>
+            <w:r/>
+            <w:r>
+              <w:rPr>
+                <w:rFonts w:ascii="Calibri" w:hAnsi="Calibri"/>
+                <w:b w:val="0"/>
+                <w:sz w:val="18"/>
+              </w:rPr>
+              <w:t>≈ 500 000 руб.</w:t>
             </w:r>
           </w:p>
         </w:tc>
@@ -639,163 +1099,137 @@
       <w:tr>
         <w:tc>
           <w:tcPr>
-            <w:tcW w:type="dxa" w:w="2551"/>
-            <w:shd w:fill="f8fafc" w:val="clear"/>
+            <w:tcW w:type="dxa" w:w="2351"/>
+            <w:tcBorders>
+              <w:top w:val="single" w:sz="4" w:color="999999"/>
+              <w:left w:val="single" w:sz="4" w:color="999999"/>
+              <w:bottom w:val="single" w:sz="4" w:color="999999"/>
+              <w:right w:val="single" w:sz="4" w:color="999999"/>
+            </w:tcBorders>
+            <w:shd w:fill="FFFFFF" w:val="clear"/>
           </w:tcPr>
           <w:p>
             <w:pPr>
-              <w:spacing w:before="60" w:after="60"/>
+              <w:jc w:val="left"/>
             </w:pPr>
             <w:r/>
             <w:r>
               <w:rPr>
                 <w:rFonts w:ascii="Calibri" w:hAnsi="Calibri"/>
-                <w:b/>
-                <w:color w:val="1E293B"/>
+                <w:b w:val="0"/>
                 <w:sz w:val="18"/>
               </w:rPr>
-              <w:t>Адрес</w:t>
+              <w:t>ИТОГО</w:t>
             </w:r>
           </w:p>
         </w:tc>
         <w:tc>
           <w:tcPr>
-            <w:tcW w:type="dxa" w:w="5102"/>
-            <w:shd w:fill="fafafa" w:val="clear"/>
-          </w:tcPr>
-          <w:p>
-            <w:r>
-              <w:t>236010, г. Калининград, Правая наб., д. 21</w:t>
-            </w:r>
-          </w:p>
-        </w:tc>
-      </w:tr>
-      <w:tr>
-        <w:tc>
-          <w:tcPr>
-            <w:tcW w:type="dxa" w:w="2551"/>
-            <w:shd w:fill="f8fafc" w:val="clear"/>
+            <w:tcW w:type="dxa" w:w="2351"/>
+            <w:tcBorders>
+              <w:top w:val="single" w:sz="4" w:color="999999"/>
+              <w:left w:val="single" w:sz="4" w:color="999999"/>
+              <w:bottom w:val="single" w:sz="4" w:color="999999"/>
+              <w:right w:val="single" w:sz="4" w:color="999999"/>
+            </w:tcBorders>
+            <w:shd w:fill="FFFFFF" w:val="clear"/>
           </w:tcPr>
           <w:p>
             <w:pPr>
-              <w:spacing w:before="60" w:after="60"/>
+              <w:jc w:val="center"/>
             </w:pPr>
             <w:r/>
             <w:r>
               <w:rPr>
                 <w:rFonts w:ascii="Calibri" w:hAnsi="Calibri"/>
-                <w:b/>
-                <w:color w:val="1E293B"/>
+                <w:b w:val="0"/>
                 <w:sz w:val="18"/>
               </w:rPr>
-              <w:t>Основной ОКВЭД</w:t>
             </w:r>
           </w:p>
         </w:tc>
         <w:tc>
           <w:tcPr>
-            <w:tcW w:type="dxa" w:w="5102"/>
-          </w:tcPr>
-          <w:p>
-            <w:r>
-              <w:t>32.12.7 — Обработка янтаря и производство изделий из янтаря</w:t>
-            </w:r>
-          </w:p>
-        </w:tc>
-      </w:tr>
-      <w:tr>
-        <w:tc>
-          <w:tcPr>
-            <w:tcW w:type="dxa" w:w="2551"/>
-            <w:shd w:fill="f8fafc" w:val="clear"/>
+            <w:tcW w:type="dxa" w:w="2351"/>
+            <w:tcBorders>
+              <w:top w:val="single" w:sz="4" w:color="999999"/>
+              <w:left w:val="single" w:sz="4" w:color="999999"/>
+              <w:bottom w:val="single" w:sz="4" w:color="999999"/>
+              <w:right w:val="single" w:sz="4" w:color="999999"/>
+            </w:tcBorders>
+            <w:shd w:fill="FFFFFF" w:val="clear"/>
           </w:tcPr>
           <w:p>
             <w:pPr>
-              <w:spacing w:before="60" w:after="60"/>
+              <w:jc w:val="center"/>
             </w:pPr>
             <w:r/>
             <w:r>
               <w:rPr>
                 <w:rFonts w:ascii="Calibri" w:hAnsi="Calibri"/>
-                <w:b/>
-                <w:color w:val="1E293B"/>
+                <w:b w:val="0"/>
                 <w:sz w:val="18"/>
               </w:rPr>
-              <w:t>Численность</w:t>
             </w:r>
           </w:p>
         </w:tc>
         <w:tc>
           <w:tcPr>
-            <w:tcW w:type="dxa" w:w="5102"/>
-            <w:shd w:fill="fafafa" w:val="clear"/>
-          </w:tcPr>
-          <w:p>
-            <w:r>
-              <w:t>30 чел.</w:t>
-            </w:r>
-          </w:p>
-        </w:tc>
-      </w:tr>
-      <w:tr>
-        <w:tc>
-          <w:tcPr>
-            <w:tcW w:type="dxa" w:w="2551"/>
-            <w:shd w:fill="f8fafc" w:val="clear"/>
+            <w:tcW w:type="dxa" w:w="2351"/>
+            <w:tcBorders>
+              <w:top w:val="single" w:sz="4" w:color="999999"/>
+              <w:left w:val="single" w:sz="4" w:color="999999"/>
+              <w:bottom w:val="single" w:sz="4" w:color="999999"/>
+              <w:right w:val="single" w:sz="4" w:color="999999"/>
+            </w:tcBorders>
+            <w:shd w:fill="FFFFFF" w:val="clear"/>
           </w:tcPr>
           <w:p>
             <w:pPr>
-              <w:spacing w:before="60" w:after="60"/>
+              <w:jc w:val="center"/>
             </w:pPr>
             <w:r/>
             <w:r>
               <w:rPr>
                 <w:rFonts w:ascii="Calibri" w:hAnsi="Calibri"/>
-                <w:b/>
-                <w:color w:val="1E293B"/>
+                <w:b w:val="0"/>
                 <w:sz w:val="18"/>
               </w:rPr>
-              <w:t>Выручка (средняя за 4 года)</w:t>
-            </w:r>
-          </w:p>
-        </w:tc>
-        <w:tc>
-          <w:tcPr>
-            <w:tcW w:type="dxa" w:w="5102"/>
-          </w:tcPr>
-          <w:p>
-            <w:r>
-              <w:t>353 млн руб. (2025)</w:t>
+              <w:t>14 504 000 руб.</w:t>
             </w:r>
           </w:p>
         </w:tc>
       </w:tr>
     </w:tbl>
+    <w:p>
+      <w:r>
+        <w:rPr>
+          <w:rFonts w:ascii="Calibri" w:hAnsi="Calibri"/>
+          <w:b/>
+          <w:color w:val="008000"/>
+          <w:sz w:val="22"/>
+        </w:rPr>
+        <w:t>Прогноз экономии за 10 лет: 150–200 млн руб.</w:t>
+      </w:r>
+    </w:p>
     <w:p/>
     <w:p>
       <w:pPr>
-        <w:spacing w:after="80" w:before="0" w:line="276" w:lineRule="auto"/>
+        <w:pStyle w:val="Heading2"/>
       </w:pPr>
       <w:r>
         <w:rPr>
           <w:rFonts w:ascii="Calibri" w:hAnsi="Calibri"/>
-          <w:b/>
-          <w:color w:val="1E293B"/>
-          <w:sz w:val="21"/>
+          <w:color w:val="1B3A5C"/>
         </w:rPr>
-        <w:t>Прогноз налоговой экономии при статусе резидента Сколково:</w:t>
+        <w:t>4. Готовность компании</w:t>
       </w:r>
     </w:p>
     <w:tbl>
       <w:tblPr>
-        <w:tblBorders>
-          <w:top w:val="single" w:sz="4" w:space="0" w:color="d1d5db"/>
-          <w:bottom w:val="single" w:sz="4" w:space="0" w:color="d1d5db"/>
-          <w:left w:val="single" w:sz="4" w:space="0" w:color="d1d5db"/>
-          <w:right w:val="single" w:sz="4" w:space="0" w:color="d1d5db"/>
-          <w:insideH w:val="single" w:sz="4" w:space="0" w:color="d1d5db"/>
-          <w:insideV w:val="single" w:sz="4" w:space="0" w:color="d1d5db"/>
-        </w:tblBorders>
+        <w:tblW w:type="auto" w:w="0"/>
+        <w:jc w:val="center"/>
+        <w:tblLook w:firstColumn="1" w:firstRow="1" w:lastColumn="0" w:lastRow="0" w:noHBand="0" w:noVBand="1" w:val="04A0"/>
       </w:tblPr>
       <w:tblGrid>
         <w:gridCol w:w="4703"/>
@@ -804,250 +1238,53 @@
       <w:tr>
         <w:tc>
           <w:tcPr>
-            <w:tcW w:type="dxa" w:w="3969"/>
-            <w:shd w:fill="f1f5f9" w:val="clear"/>
-          </w:tcPr>
-          <w:p>
-            <w:r/>
-            <w:r>
-              <w:rPr>
-                <w:rFonts w:ascii="Calibri" w:hAnsi="Calibri"/>
-                <w:b/>
-                <w:color w:val="1E293B"/>
-                <w:sz w:val="19"/>
-              </w:rPr>
-              <w:t>Показатель</w:t>
-            </w:r>
-          </w:p>
-        </w:tc>
-        <w:tc>
-          <w:tcPr>
-            <w:tcW w:type="dxa" w:w="3969"/>
-            <w:shd w:fill="f1f5f9" w:val="clear"/>
-          </w:tcPr>
-          <w:p>
-            <w:r/>
-            <w:r>
-              <w:rPr>
-                <w:rFonts w:ascii="Calibri" w:hAnsi="Calibri"/>
-                <w:b/>
-                <w:color w:val="1E293B"/>
-                <w:sz w:val="19"/>
-              </w:rPr>
-              <w:t>Прогноз</w:t>
-            </w:r>
-          </w:p>
-        </w:tc>
-      </w:tr>
-      <w:tr>
-        <w:tc>
-          <w:tcPr>
-            <w:tcW w:type="dxa" w:w="3969"/>
+            <w:tcW w:type="dxa" w:w="4703"/>
+            <w:shd w:fill="1B3A5C" w:val="clear"/>
+            <w:tcBorders>
+              <w:top w:val="single" w:sz="4" w:color="999999"/>
+              <w:left w:val="single" w:sz="4" w:color="999999"/>
+              <w:bottom w:val="single" w:sz="4" w:color="999999"/>
+              <w:right w:val="single" w:sz="4" w:color="999999"/>
+            </w:tcBorders>
           </w:tcPr>
           <w:p>
             <w:pPr>
-              <w:spacing w:before="60" w:after="60"/>
-            </w:pPr>
-            <w:r/>
-            <w:r>
-              <w:rPr>
-                <w:rFonts w:ascii="Calibri" w:hAnsi="Calibri"/>
-                <w:color w:val="1E293B"/>
-                <w:sz w:val="19"/>
-              </w:rPr>
-              <w:t>Прогноз экономии в год</w:t>
-            </w:r>
-          </w:p>
-        </w:tc>
-        <w:tc>
-          <w:tcPr>
-            <w:tcW w:type="dxa" w:w="3969"/>
-          </w:tcPr>
-          <w:p>
-            <w:pPr>
-              <w:spacing w:before="60" w:after="60"/>
-              <w:jc w:val="right"/>
+              <w:jc w:val="center"/>
             </w:pPr>
             <w:r/>
             <w:r>
               <w:rPr>
                 <w:rFonts w:ascii="Calibri" w:hAnsi="Calibri"/>
                 <w:b/>
-                <w:color w:val="2563EB"/>
-                <w:sz w:val="19"/>
+                <w:color w:val="FFFFFF"/>
+                <w:sz w:val="18"/>
               </w:rPr>
-              <w:t>353 млн руб. (2025) млн ₽</w:t>
-            </w:r>
-          </w:p>
-        </w:tc>
-      </w:tr>
-      <w:tr>
-        <w:tc>
-          <w:tcPr>
-            <w:tcW w:type="dxa" w:w="3969"/>
-            <w:shd w:fill="fafafa" w:val="clear"/>
-          </w:tcPr>
-          <w:p>
-            <w:pPr>
-              <w:spacing w:before="60" w:after="60"/>
-            </w:pPr>
-            <w:r/>
-            <w:r>
-              <w:rPr>
-                <w:rFonts w:ascii="Calibri" w:hAnsi="Calibri"/>
-                <w:color w:val="1E293B"/>
-                <w:sz w:val="19"/>
-              </w:rPr>
-              <w:t>Прогноз экономии на 10 лет</w:t>
+              <w:t>Критерий</w:t>
             </w:r>
           </w:p>
         </w:tc>
         <w:tc>
           <w:tcPr>
-            <w:tcW w:type="dxa" w:w="3969"/>
-            <w:shd w:fill="fafafa" w:val="clear"/>
+            <w:tcW w:type="dxa" w:w="4703"/>
+            <w:shd w:fill="1B3A5C" w:val="clear"/>
+            <w:tcBorders>
+              <w:top w:val="single" w:sz="4" w:color="999999"/>
+              <w:left w:val="single" w:sz="4" w:color="999999"/>
+              <w:bottom w:val="single" w:sz="4" w:color="999999"/>
+              <w:right w:val="single" w:sz="4" w:color="999999"/>
+            </w:tcBorders>
           </w:tcPr>
           <w:p>
             <w:pPr>
-              <w:spacing w:before="60" w:after="60"/>
-              <w:jc w:val="right"/>
+              <w:jc w:val="center"/>
             </w:pPr>
             <w:r/>
             <w:r>
               <w:rPr>
                 <w:rFonts w:ascii="Calibri" w:hAnsi="Calibri"/>
                 <w:b/>
-                <w:color w:val="DC2626"/>
-                <w:sz w:val="19"/>
-              </w:rPr>
-              <w:t>353 млн руб. (2025) млн ₽</w:t>
-            </w:r>
-          </w:p>
-        </w:tc>
-      </w:tr>
-      <w:tr>
-        <w:tc>
-          <w:tcPr>
-            <w:tcW w:type="dxa" w:w="3969"/>
-          </w:tcPr>
-          <w:p>
-            <w:pPr>
-              <w:spacing w:before="60" w:after="60"/>
-            </w:pPr>
-            <w:r/>
-            <w:r>
-              <w:rPr>
-                <w:rFonts w:ascii="Calibri" w:hAnsi="Calibri"/>
-                <w:color w:val="1E293B"/>
-                <w:sz w:val="19"/>
-              </w:rPr>
-              <w:t>Окупаемость наших услуг</w:t>
-            </w:r>
-          </w:p>
-        </w:tc>
-        <w:tc>
-          <w:tcPr>
-            <w:tcW w:type="dxa" w:w="3969"/>
-          </w:tcPr>
-          <w:p>
-            <w:pPr>
-              <w:spacing w:before="60" w:after="60"/>
-              <w:jc w:val="right"/>
-            </w:pPr>
-            <w:r/>
-            <w:r>
-              <w:rPr>
-                <w:rFonts w:ascii="Calibri" w:hAnsi="Calibri"/>
-                <w:b/>
-                <w:color w:val="16A34A"/>
-                <w:sz w:val="19"/>
-              </w:rPr>
-              <w:t>3–6 месяцев</w:t>
-            </w:r>
-          </w:p>
-        </w:tc>
-      </w:tr>
-    </w:tbl>
-    <w:p/>
-    <w:p>
-      <w:pPr>
-        <w:spacing w:after="80" w:before="0" w:line="276" w:lineRule="auto"/>
-      </w:pPr>
-      <w:r>
-        <w:rPr>
-          <w:rFonts w:ascii="Calibri" w:hAnsi="Calibri"/>
-          <w:b/>
-          <w:color w:val="1E293B"/>
-          <w:sz w:val="21"/>
-        </w:rPr>
-        <w:t>Готовность данных для заявки (на основе открытых источников):</w:t>
-      </w:r>
-    </w:p>
-    <w:tbl>
-      <w:tblPr>
-        <w:tblBorders>
-          <w:top w:val="single" w:sz="4" w:space="0" w:color="d1d5db"/>
-          <w:bottom w:val="single" w:sz="4" w:space="0" w:color="d1d5db"/>
-          <w:left w:val="single" w:sz="4" w:space="0" w:color="d1d5db"/>
-          <w:right w:val="single" w:sz="4" w:space="0" w:color="d1d5db"/>
-          <w:insideH w:val="single" w:sz="4" w:space="0" w:color="d1d5db"/>
-          <w:insideV w:val="single" w:sz="4" w:space="0" w:color="d1d5db"/>
-        </w:tblBorders>
-      </w:tblPr>
-      <w:tblGrid>
-        <w:gridCol w:w="3135"/>
-        <w:gridCol w:w="3135"/>
-        <w:gridCol w:w="3135"/>
-      </w:tblGrid>
-      <w:tr>
-        <w:tc>
-          <w:tcPr>
-            <w:tcW w:type="dxa" w:w="567"/>
-            <w:shd w:fill="f1f5f9" w:val="clear"/>
-          </w:tcPr>
-          <w:p>
-            <w:r/>
-            <w:r>
-              <w:rPr>
-                <w:rFonts w:ascii="Calibri" w:hAnsi="Calibri"/>
-                <w:b/>
-                <w:color w:val="1E293B"/>
-                <w:sz w:val="19"/>
-              </w:rPr>
-            </w:r>
-          </w:p>
-        </w:tc>
-        <w:tc>
-          <w:tcPr>
-            <w:tcW w:type="dxa" w:w="5102"/>
-            <w:shd w:fill="f1f5f9" w:val="clear"/>
-          </w:tcPr>
-          <w:p>
-            <w:r/>
-            <w:r>
-              <w:rPr>
-                <w:rFonts w:ascii="Calibri" w:hAnsi="Calibri"/>
-                <w:b/>
-                <w:color w:val="1E293B"/>
-                <w:sz w:val="19"/>
-              </w:rPr>
-              <w:t>Пункт</w:t>
-            </w:r>
-          </w:p>
-        </w:tc>
-        <w:tc>
-          <w:tcPr>
-            <w:tcW w:type="dxa" w:w="2551"/>
-            <w:shd w:fill="f1f5f9" w:val="clear"/>
-          </w:tcPr>
-          <w:p>
-            <w:r/>
-            <w:r>
-              <w:rPr>
-                <w:rFonts w:ascii="Calibri" w:hAnsi="Calibri"/>
-                <w:b/>
-                <w:color w:val="1E293B"/>
-                <w:sz w:val="19"/>
+                <w:color w:val="FFFFFF"/>
+                <w:sz w:val="18"/>
               </w:rPr>
               <w:t>Статус</w:t>
             </w:r>
@@ -1057,60 +1294,53 @@
       <w:tr>
         <w:tc>
           <w:tcPr>
-            <w:tcW w:type="dxa" w:w="567"/>
+            <w:tcW w:type="dxa" w:w="4703"/>
+            <w:tcBorders>
+              <w:top w:val="single" w:sz="4" w:color="999999"/>
+              <w:left w:val="single" w:sz="4" w:color="999999"/>
+              <w:bottom w:val="single" w:sz="4" w:color="999999"/>
+              <w:right w:val="single" w:sz="4" w:color="999999"/>
+            </w:tcBorders>
+            <w:shd w:fill="D6E4F0" w:val="clear"/>
           </w:tcPr>
           <w:p>
             <w:pPr>
-              <w:spacing w:before="60" w:after="60"/>
+              <w:jc w:val="left"/>
+            </w:pPr>
+            <w:r/>
+            <w:r>
+              <w:rPr>
+                <w:rFonts w:ascii="Calibri" w:hAnsi="Calibri"/>
+                <w:b w:val="0"/>
+                <w:sz w:val="18"/>
+              </w:rPr>
+              <w:t>Производственная деятельность</w:t>
+            </w:r>
+          </w:p>
+        </w:tc>
+        <w:tc>
+          <w:tcPr>
+            <w:tcW w:type="dxa" w:w="4703"/>
+            <w:tcBorders>
+              <w:top w:val="single" w:sz="4" w:color="999999"/>
+              <w:left w:val="single" w:sz="4" w:color="999999"/>
+              <w:bottom w:val="single" w:sz="4" w:color="999999"/>
+              <w:right w:val="single" w:sz="4" w:color="999999"/>
+            </w:tcBorders>
+            <w:shd w:fill="D6E4F0" w:val="clear"/>
+          </w:tcPr>
+          <w:p>
+            <w:pPr>
               <w:jc w:val="center"/>
             </w:pPr>
             <w:r/>
             <w:r>
               <w:rPr>
                 <w:rFonts w:ascii="Calibri" w:hAnsi="Calibri"/>
-                <w:color w:val="16A34A"/>
-                <w:sz w:val="20"/>
+                <w:b w:val="0"/>
+                <w:sz w:val="18"/>
               </w:rPr>
-              <w:t>✓</w:t>
-            </w:r>
-          </w:p>
-        </w:tc>
-        <w:tc>
-          <w:tcPr>
-            <w:tcW w:type="dxa" w:w="5102"/>
-          </w:tcPr>
-          <w:p>
-            <w:pPr>
-              <w:spacing w:before="60" w:after="60"/>
-            </w:pPr>
-            <w:r/>
-            <w:r>
-              <w:rPr>
-                <w:rFonts w:ascii="Calibri" w:hAnsi="Calibri"/>
-                <w:color w:val="1E293B"/>
-                <w:sz w:val="19"/>
-              </w:rPr>
-              <w:t>Реквизиты, отчётность, ОКВЭД</w:t>
-            </w:r>
-          </w:p>
-        </w:tc>
-        <w:tc>
-          <w:tcPr>
-            <w:tcW w:type="dxa" w:w="2551"/>
-          </w:tcPr>
-          <w:p>
-            <w:pPr>
-              <w:spacing w:before="60" w:after="60"/>
-            </w:pPr>
-            <w:r/>
-            <w:r>
-              <w:rPr>
-                <w:rFonts w:ascii="Calibri" w:hAnsi="Calibri"/>
-                <w:b/>
-                <w:color w:val="16A34A"/>
-                <w:sz w:val="19"/>
-              </w:rPr>
-              <w:t>Имеются</w:t>
+              <w:t>🟢 Да</w:t>
             </w:r>
           </w:p>
         </w:tc>
@@ -1118,63 +1348,53 @@
       <w:tr>
         <w:tc>
           <w:tcPr>
-            <w:tcW w:type="dxa" w:w="567"/>
-            <w:shd w:fill="fafafa" w:val="clear"/>
+            <w:tcW w:type="dxa" w:w="4703"/>
+            <w:tcBorders>
+              <w:top w:val="single" w:sz="4" w:color="999999"/>
+              <w:left w:val="single" w:sz="4" w:color="999999"/>
+              <w:bottom w:val="single" w:sz="4" w:color="999999"/>
+              <w:right w:val="single" w:sz="4" w:color="999999"/>
+            </w:tcBorders>
+            <w:shd w:fill="FFFFFF" w:val="clear"/>
           </w:tcPr>
           <w:p>
             <w:pPr>
-              <w:spacing w:before="60" w:after="60"/>
+              <w:jc w:val="left"/>
+            </w:pPr>
+            <w:r/>
+            <w:r>
+              <w:rPr>
+                <w:rFonts w:ascii="Calibri" w:hAnsi="Calibri"/>
+                <w:b w:val="0"/>
+                <w:sz w:val="18"/>
+              </w:rPr>
+              <w:t>Выручка &gt; 50 млн руб.</w:t>
+            </w:r>
+          </w:p>
+        </w:tc>
+        <w:tc>
+          <w:tcPr>
+            <w:tcW w:type="dxa" w:w="4703"/>
+            <w:tcBorders>
+              <w:top w:val="single" w:sz="4" w:color="999999"/>
+              <w:left w:val="single" w:sz="4" w:color="999999"/>
+              <w:bottom w:val="single" w:sz="4" w:color="999999"/>
+              <w:right w:val="single" w:sz="4" w:color="999999"/>
+            </w:tcBorders>
+            <w:shd w:fill="FFFFFF" w:val="clear"/>
+          </w:tcPr>
+          <w:p>
+            <w:pPr>
               <w:jc w:val="center"/>
             </w:pPr>
             <w:r/>
             <w:r>
               <w:rPr>
                 <w:rFonts w:ascii="Calibri" w:hAnsi="Calibri"/>
-                <w:color w:val="CA8A04"/>
-                <w:sz w:val="20"/>
+                <w:b w:val="0"/>
+                <w:sz w:val="18"/>
               </w:rPr>
-              <w:t>⚡</w:t>
-            </w:r>
-          </w:p>
-        </w:tc>
-        <w:tc>
-          <w:tcPr>
-            <w:tcW w:type="dxa" w:w="5102"/>
-            <w:shd w:fill="fafafa" w:val="clear"/>
-          </w:tcPr>
-          <w:p>
-            <w:pPr>
-              <w:spacing w:before="60" w:after="60"/>
-            </w:pPr>
-            <w:r/>
-            <w:r>
-              <w:rPr>
-                <w:rFonts w:ascii="Calibri" w:hAnsi="Calibri"/>
-                <w:color w:val="1E293B"/>
-                <w:sz w:val="19"/>
-              </w:rPr>
-              <w:t>Интеллектуальная собственность (патент)</w:t>
-            </w:r>
-          </w:p>
-        </w:tc>
-        <w:tc>
-          <w:tcPr>
-            <w:tcW w:type="dxa" w:w="2551"/>
-            <w:shd w:fill="fafafa" w:val="clear"/>
-          </w:tcPr>
-          <w:p>
-            <w:pPr>
-              <w:spacing w:before="60" w:after="60"/>
-            </w:pPr>
-            <w:r/>
-            <w:r>
-              <w:rPr>
-                <w:rFonts w:ascii="Calibri" w:hAnsi="Calibri"/>
-                <w:b/>
-                <w:color w:val="CA8A04"/>
-                <w:sz w:val="19"/>
-              </w:rPr>
-              <w:t>Требуется подача</w:t>
+              <w:t>🟢 Да</w:t>
             </w:r>
           </w:p>
         </w:tc>
@@ -1182,60 +1402,53 @@
       <w:tr>
         <w:tc>
           <w:tcPr>
-            <w:tcW w:type="dxa" w:w="567"/>
+            <w:tcW w:type="dxa" w:w="4703"/>
+            <w:tcBorders>
+              <w:top w:val="single" w:sz="4" w:color="999999"/>
+              <w:left w:val="single" w:sz="4" w:color="999999"/>
+              <w:bottom w:val="single" w:sz="4" w:color="999999"/>
+              <w:right w:val="single" w:sz="4" w:color="999999"/>
+            </w:tcBorders>
+            <w:shd w:fill="D6E4F0" w:val="clear"/>
           </w:tcPr>
           <w:p>
             <w:pPr>
-              <w:spacing w:before="60" w:after="60"/>
+              <w:jc w:val="left"/>
+            </w:pPr>
+            <w:r/>
+            <w:r>
+              <w:rPr>
+                <w:rFonts w:ascii="Calibri" w:hAnsi="Calibri"/>
+                <w:b w:val="0"/>
+                <w:sz w:val="18"/>
+              </w:rPr>
+              <w:t>Сотрудники &gt; 5 чел.</w:t>
+            </w:r>
+          </w:p>
+        </w:tc>
+        <w:tc>
+          <w:tcPr>
+            <w:tcW w:type="dxa" w:w="4703"/>
+            <w:tcBorders>
+              <w:top w:val="single" w:sz="4" w:color="999999"/>
+              <w:left w:val="single" w:sz="4" w:color="999999"/>
+              <w:bottom w:val="single" w:sz="4" w:color="999999"/>
+              <w:right w:val="single" w:sz="4" w:color="999999"/>
+            </w:tcBorders>
+            <w:shd w:fill="D6E4F0" w:val="clear"/>
+          </w:tcPr>
+          <w:p>
+            <w:pPr>
               <w:jc w:val="center"/>
             </w:pPr>
             <w:r/>
             <w:r>
               <w:rPr>
                 <w:rFonts w:ascii="Calibri" w:hAnsi="Calibri"/>
-                <w:color w:val="CA8A04"/>
-                <w:sz w:val="20"/>
+                <w:b w:val="0"/>
+                <w:sz w:val="18"/>
               </w:rPr>
-              <w:t>⚡</w:t>
-            </w:r>
-          </w:p>
-        </w:tc>
-        <w:tc>
-          <w:tcPr>
-            <w:tcW w:type="dxa" w:w="5102"/>
-          </w:tcPr>
-          <w:p>
-            <w:pPr>
-              <w:spacing w:before="60" w:after="60"/>
-            </w:pPr>
-            <w:r/>
-            <w:r>
-              <w:rPr>
-                <w:rFonts w:ascii="Calibri" w:hAnsi="Calibri"/>
-                <w:color w:val="1E293B"/>
-                <w:sz w:val="19"/>
-              </w:rPr>
-              <w:t>Описание продукта-инновации</w:t>
-            </w:r>
-          </w:p>
-        </w:tc>
-        <w:tc>
-          <w:tcPr>
-            <w:tcW w:type="dxa" w:w="2551"/>
-          </w:tcPr>
-          <w:p>
-            <w:pPr>
-              <w:spacing w:before="60" w:after="60"/>
-            </w:pPr>
-            <w:r/>
-            <w:r>
-              <w:rPr>
-                <w:rFonts w:ascii="Calibri" w:hAnsi="Calibri"/>
-                <w:b/>
-                <w:color w:val="CA8A04"/>
-                <w:sz w:val="19"/>
-              </w:rPr>
-              <w:t>Прорабатывается совместно</w:t>
+              <w:t>🟢 Да</w:t>
             </w:r>
           </w:p>
         </w:tc>
@@ -1243,63 +1456,53 @@
       <w:tr>
         <w:tc>
           <w:tcPr>
-            <w:tcW w:type="dxa" w:w="567"/>
-            <w:shd w:fill="fafafa" w:val="clear"/>
+            <w:tcW w:type="dxa" w:w="4703"/>
+            <w:tcBorders>
+              <w:top w:val="single" w:sz="4" w:color="999999"/>
+              <w:left w:val="single" w:sz="4" w:color="999999"/>
+              <w:bottom w:val="single" w:sz="4" w:color="999999"/>
+              <w:right w:val="single" w:sz="4" w:color="999999"/>
+            </w:tcBorders>
+            <w:shd w:fill="FFFFFF" w:val="clear"/>
           </w:tcPr>
           <w:p>
             <w:pPr>
-              <w:spacing w:before="60" w:after="60"/>
+              <w:jc w:val="left"/>
+            </w:pPr>
+            <w:r/>
+            <w:r>
+              <w:rPr>
+                <w:rFonts w:ascii="Calibri" w:hAnsi="Calibri"/>
+                <w:b w:val="0"/>
+                <w:sz w:val="18"/>
+              </w:rPr>
+              <w:t>Сайт</w:t>
+            </w:r>
+          </w:p>
+        </w:tc>
+        <w:tc>
+          <w:tcPr>
+            <w:tcW w:type="dxa" w:w="4703"/>
+            <w:tcBorders>
+              <w:top w:val="single" w:sz="4" w:color="999999"/>
+              <w:left w:val="single" w:sz="4" w:color="999999"/>
+              <w:bottom w:val="single" w:sz="4" w:color="999999"/>
+              <w:right w:val="single" w:sz="4" w:color="999999"/>
+            </w:tcBorders>
+            <w:shd w:fill="FFFFFF" w:val="clear"/>
+          </w:tcPr>
+          <w:p>
+            <w:pPr>
               <w:jc w:val="center"/>
             </w:pPr>
             <w:r/>
             <w:r>
               <w:rPr>
                 <w:rFonts w:ascii="Calibri" w:hAnsi="Calibri"/>
-                <w:color w:val="DC2626"/>
-                <w:sz w:val="20"/>
+                <w:b w:val="0"/>
+                <w:sz w:val="18"/>
               </w:rPr>
-              <w:t>✗</w:t>
-            </w:r>
-          </w:p>
-        </w:tc>
-        <w:tc>
-          <w:tcPr>
-            <w:tcW w:type="dxa" w:w="5102"/>
-            <w:shd w:fill="fafafa" w:val="clear"/>
-          </w:tcPr>
-          <w:p>
-            <w:pPr>
-              <w:spacing w:before="60" w:after="60"/>
-            </w:pPr>
-            <w:r/>
-            <w:r>
-              <w:rPr>
-                <w:rFonts w:ascii="Calibri" w:hAnsi="Calibri"/>
-                <w:color w:val="1E293B"/>
-                <w:sz w:val="19"/>
-              </w:rPr>
-              <w:t>Фото продукции и производства</w:t>
-            </w:r>
-          </w:p>
-        </w:tc>
-        <w:tc>
-          <w:tcPr>
-            <w:tcW w:type="dxa" w:w="2551"/>
-            <w:shd w:fill="fafafa" w:val="clear"/>
-          </w:tcPr>
-          <w:p>
-            <w:pPr>
-              <w:spacing w:before="60" w:after="60"/>
-            </w:pPr>
-            <w:r/>
-            <w:r>
-              <w:rPr>
-                <w:rFonts w:ascii="Calibri" w:hAnsi="Calibri"/>
-                <w:b/>
-                <w:color w:val="DC2626"/>
-                <w:sz w:val="19"/>
-              </w:rPr>
-              <w:t>Требуется от клиента</w:t>
+              <w:t>🔴 Нет</w:t>
             </w:r>
           </w:p>
         </w:tc>
@@ -1307,60 +1510,53 @@
       <w:tr>
         <w:tc>
           <w:tcPr>
-            <w:tcW w:type="dxa" w:w="567"/>
+            <w:tcW w:type="dxa" w:w="4703"/>
+            <w:tcBorders>
+              <w:top w:val="single" w:sz="4" w:color="999999"/>
+              <w:left w:val="single" w:sz="4" w:color="999999"/>
+              <w:bottom w:val="single" w:sz="4" w:color="999999"/>
+              <w:right w:val="single" w:sz="4" w:color="999999"/>
+            </w:tcBorders>
+            <w:shd w:fill="D6E4F0" w:val="clear"/>
           </w:tcPr>
           <w:p>
             <w:pPr>
-              <w:spacing w:before="60" w:after="60"/>
+              <w:jc w:val="left"/>
+            </w:pPr>
+            <w:r/>
+            <w:r>
+              <w:rPr>
+                <w:rFonts w:ascii="Calibri" w:hAnsi="Calibri"/>
+                <w:b w:val="0"/>
+                <w:sz w:val="18"/>
+              </w:rPr>
+              <w:t>Патенты / ИС</w:t>
+            </w:r>
+          </w:p>
+        </w:tc>
+        <w:tc>
+          <w:tcPr>
+            <w:tcW w:type="dxa" w:w="4703"/>
+            <w:tcBorders>
+              <w:top w:val="single" w:sz="4" w:color="999999"/>
+              <w:left w:val="single" w:sz="4" w:color="999999"/>
+              <w:bottom w:val="single" w:sz="4" w:color="999999"/>
+              <w:right w:val="single" w:sz="4" w:color="999999"/>
+            </w:tcBorders>
+            <w:shd w:fill="D6E4F0" w:val="clear"/>
+          </w:tcPr>
+          <w:p>
+            <w:pPr>
               <w:jc w:val="center"/>
             </w:pPr>
             <w:r/>
             <w:r>
               <w:rPr>
                 <w:rFonts w:ascii="Calibri" w:hAnsi="Calibri"/>
-                <w:color w:val="DC2626"/>
-                <w:sz w:val="20"/>
+                <w:b w:val="0"/>
+                <w:sz w:val="18"/>
               </w:rPr>
-              <w:t>✗</w:t>
-            </w:r>
-          </w:p>
-        </w:tc>
-        <w:tc>
-          <w:tcPr>
-            <w:tcW w:type="dxa" w:w="5102"/>
-          </w:tcPr>
-          <w:p>
-            <w:pPr>
-              <w:spacing w:before="60" w:after="60"/>
-            </w:pPr>
-            <w:r/>
-            <w:r>
-              <w:rPr>
-                <w:rFonts w:ascii="Calibri" w:hAnsi="Calibri"/>
-                <w:color w:val="1E293B"/>
-                <w:sz w:val="19"/>
-              </w:rPr>
-              <w:t>Личный кабинет lk.sk.ru</w:t>
-            </w:r>
-          </w:p>
-        </w:tc>
-        <w:tc>
-          <w:tcPr>
-            <w:tcW w:type="dxa" w:w="2551"/>
-          </w:tcPr>
-          <w:p>
-            <w:pPr>
-              <w:spacing w:before="60" w:after="60"/>
-            </w:pPr>
-            <w:r/>
-            <w:r>
-              <w:rPr>
-                <w:rFonts w:ascii="Calibri" w:hAnsi="Calibri"/>
-                <w:b/>
-                <w:color w:val="DC2626"/>
-                <w:sz w:val="19"/>
-              </w:rPr>
-              <w:t>Требуется от клиента</w:t>
+              <w:t>🔴 Нет (рекомендуется подача)</w:t>
             </w:r>
           </w:p>
         </w:tc>
@@ -1368,63 +1564,53 @@
       <w:tr>
         <w:tc>
           <w:tcPr>
-            <w:tcW w:type="dxa" w:w="567"/>
-            <w:shd w:fill="fafafa" w:val="clear"/>
+            <w:tcW w:type="dxa" w:w="4703"/>
+            <w:tcBorders>
+              <w:top w:val="single" w:sz="4" w:color="999999"/>
+              <w:left w:val="single" w:sz="4" w:color="999999"/>
+              <w:bottom w:val="single" w:sz="4" w:color="999999"/>
+              <w:right w:val="single" w:sz="4" w:color="999999"/>
+            </w:tcBorders>
+            <w:shd w:fill="FFFFFF" w:val="clear"/>
           </w:tcPr>
           <w:p>
             <w:pPr>
-              <w:spacing w:before="60" w:after="60"/>
+              <w:jc w:val="left"/>
+            </w:pPr>
+            <w:r/>
+            <w:r>
+              <w:rPr>
+                <w:rFonts w:ascii="Calibri" w:hAnsi="Calibri"/>
+                <w:b w:val="0"/>
+                <w:sz w:val="18"/>
+              </w:rPr>
+              <w:t>Соответствие инновационным критериям</w:t>
+            </w:r>
+          </w:p>
+        </w:tc>
+        <w:tc>
+          <w:tcPr>
+            <w:tcW w:type="dxa" w:w="4703"/>
+            <w:tcBorders>
+              <w:top w:val="single" w:sz="4" w:color="999999"/>
+              <w:left w:val="single" w:sz="4" w:color="999999"/>
+              <w:bottom w:val="single" w:sz="4" w:color="999999"/>
+              <w:right w:val="single" w:sz="4" w:color="999999"/>
+            </w:tcBorders>
+            <w:shd w:fill="FFFFFF" w:val="clear"/>
+          </w:tcPr>
+          <w:p>
+            <w:pPr>
               <w:jc w:val="center"/>
             </w:pPr>
             <w:r/>
             <w:r>
               <w:rPr>
                 <w:rFonts w:ascii="Calibri" w:hAnsi="Calibri"/>
-                <w:color w:val="DC2626"/>
-                <w:sz w:val="20"/>
+                <w:b w:val="0"/>
+                <w:sz w:val="18"/>
               </w:rPr>
-              <w:t>✗</w:t>
-            </w:r>
-          </w:p>
-        </w:tc>
-        <w:tc>
-          <w:tcPr>
-            <w:tcW w:type="dxa" w:w="5102"/>
-            <w:shd w:fill="fafafa" w:val="clear"/>
-          </w:tcPr>
-          <w:p>
-            <w:pPr>
-              <w:spacing w:before="60" w:after="60"/>
-            </w:pPr>
-            <w:r/>
-            <w:r>
-              <w:rPr>
-                <w:rFonts w:ascii="Calibri" w:hAnsi="Calibri"/>
-                <w:color w:val="1E293B"/>
-                <w:sz w:val="19"/>
-              </w:rPr>
-              <w:t>Документы сотрудников / штатное расписание</w:t>
-            </w:r>
-          </w:p>
-        </w:tc>
-        <w:tc>
-          <w:tcPr>
-            <w:tcW w:type="dxa" w:w="2551"/>
-            <w:shd w:fill="fafafa" w:val="clear"/>
-          </w:tcPr>
-          <w:p>
-            <w:pPr>
-              <w:spacing w:before="60" w:after="60"/>
-            </w:pPr>
-            <w:r/>
-            <w:r>
-              <w:rPr>
-                <w:rFonts w:ascii="Calibri" w:hAnsi="Calibri"/>
-                <w:b/>
-                <w:color w:val="DC2626"/>
-                <w:sz w:val="19"/>
-              </w:rPr>
-              <w:t>Требуется от клиента</w:t>
+              <w:t>🟡 Требуется обоснование</w:t>
             </w:r>
           </w:p>
         </w:tc>
@@ -1433,547 +1619,132 @@
     <w:p/>
     <w:p>
       <w:pPr>
-        <w:spacing w:before="40" w:after="40"/>
+        <w:pStyle w:val="Heading2"/>
       </w:pPr>
       <w:r>
         <w:rPr>
           <w:rFonts w:ascii="Calibri" w:hAnsi="Calibri"/>
-          <w:color w:val="CBD5E1"/>
-          <w:sz w:val="12"/>
+          <w:color w:val="1B3A5C"/>
         </w:rPr>
-        <w:t>────────────────────────────────────────────────────────────────────</w:t>
-      </w:r>
-    </w:p>
-    <w:p>
-      <w:pPr>
-        <w:spacing w:after="120" w:before="160" w:line="276" w:lineRule="auto"/>
-      </w:pPr>
-      <w:r>
-        <w:rPr>
-          <w:rFonts w:ascii="Calibri" w:hAnsi="Calibri"/>
-          <w:b/>
-          <w:color w:val="1E293B"/>
-          <w:sz w:val="26"/>
-        </w:rPr>
-        <w:t>4. ПОРЯДОК РАБОТЫ (ДОРОЖНАЯ КАРТА)</w:t>
-      </w:r>
-    </w:p>
-    <w:p>
-      <w:pPr>
-        <w:spacing w:after="80" w:before="0" w:line="276" w:lineRule="auto"/>
-      </w:pPr>
-      <w:r>
-        <w:rPr>
-          <w:rFonts w:ascii="Calibri" w:hAnsi="Calibri"/>
-          <w:b/>
-          <w:color w:val="1E293B"/>
-          <w:sz w:val="21"/>
-        </w:rPr>
-        <w:t>Необходимые люди и материалы со стороны Компании:</w:t>
-      </w:r>
-    </w:p>
-    <w:p>
-      <w:pPr>
-        <w:spacing w:after="40" w:before="0" w:line="276" w:lineRule="auto"/>
-      </w:pPr>
-      <w:r>
-        <w:rPr>
-          <w:rFonts w:ascii="Calibri" w:hAnsi="Calibri"/>
-          <w:color w:val="334155"/>
-          <w:sz w:val="20"/>
-        </w:rPr>
-        <w:t>• Руководитель компании, главный бухгалтер, главный технолог (инженер) — рабочая группа.</w:t>
-      </w:r>
-    </w:p>
-    <w:p>
-      <w:pPr>
-        <w:spacing w:after="40" w:before="0" w:line="276" w:lineRule="auto"/>
-      </w:pPr>
-      <w:r>
-        <w:rPr>
-          <w:rFonts w:ascii="Calibri" w:hAnsi="Calibri"/>
-          <w:color w:val="334155"/>
-          <w:sz w:val="20"/>
-        </w:rPr>
-        <w:t>• Информация о продукции: минимум — описание и технические характеристики, максимум — чертежи и техническая документация.</w:t>
-      </w:r>
-    </w:p>
-    <w:p>
-      <w:pPr>
-        <w:spacing w:after="40" w:before="0" w:line="276" w:lineRule="auto"/>
-      </w:pPr>
-      <w:r>
-        <w:rPr>
-          <w:rFonts w:ascii="Calibri" w:hAnsi="Calibri"/>
-          <w:color w:val="334155"/>
-          <w:sz w:val="20"/>
-        </w:rPr>
-        <w:t>• Описание технологии, которая проходит через все направления деятельности.</w:t>
-      </w:r>
-    </w:p>
-    <w:p>
-      <w:pPr>
-        <w:spacing w:after="40" w:before="0" w:line="276" w:lineRule="auto"/>
-      </w:pPr>
-      <w:r>
-        <w:rPr>
-          <w:rFonts w:ascii="Calibri" w:hAnsi="Calibri"/>
-          <w:color w:val="334155"/>
-          <w:sz w:val="20"/>
-        </w:rPr>
-        <w:t>• Фото производства, оборудования, готовой продукции.</w:t>
-      </w:r>
-    </w:p>
-    <w:p>
-      <w:pPr>
-        <w:spacing w:after="40" w:before="0" w:line="276" w:lineRule="auto"/>
-      </w:pPr>
-      <w:r>
-        <w:rPr>
-          <w:rFonts w:ascii="Calibri" w:hAnsi="Calibri"/>
-          <w:color w:val="334155"/>
-          <w:sz w:val="20"/>
-        </w:rPr>
-        <w:t>• 4–5 человек — команда проекта: заявления, дипломы (техническое образование), регалии.</w:t>
-      </w:r>
-    </w:p>
-    <w:p>
-      <w:pPr>
-        <w:spacing w:after="40" w:before="0" w:line="276" w:lineRule="auto"/>
-      </w:pPr>
-      <w:r>
-        <w:rPr>
-          <w:rFonts w:ascii="Calibri" w:hAnsi="Calibri"/>
-          <w:color w:val="334155"/>
-          <w:sz w:val="20"/>
-        </w:rPr>
-        <w:t>• Базовые цифры для экономической модели: себестоимость, покупатели, поставщики.</w:t>
-      </w:r>
-    </w:p>
-    <w:p>
-      <w:pPr>
-        <w:spacing w:after="40" w:before="0" w:line="276" w:lineRule="auto"/>
-      </w:pPr>
-      <w:r>
-        <w:rPr>
-          <w:rFonts w:ascii="Calibri" w:hAnsi="Calibri"/>
-          <w:color w:val="334155"/>
-          <w:sz w:val="20"/>
-        </w:rPr>
-        <w:t>• Патенты (при наличии) или описание технологий, применяемых в работе.</w:t>
-      </w:r>
-    </w:p>
-    <w:p/>
-    <w:p>
-      <w:pPr>
-        <w:spacing w:after="80" w:before="0" w:line="276" w:lineRule="auto"/>
-      </w:pPr>
-      <w:r>
-        <w:rPr>
-          <w:rFonts w:ascii="Calibri" w:hAnsi="Calibri"/>
-          <w:b/>
-          <w:color w:val="1E293B"/>
-          <w:sz w:val="21"/>
-        </w:rPr>
-        <w:t>Последовательность работ:</w:t>
-      </w:r>
-    </w:p>
-    <w:p>
-      <w:pPr>
-        <w:spacing w:after="20" w:before="40"/>
-      </w:pPr>
-      <w:r>
-        <w:rPr>
-          <w:rFonts w:ascii="Calibri" w:hAnsi="Calibri"/>
-          <w:b/>
-          <w:color w:val="4338CA"/>
-          <w:sz w:val="20"/>
-        </w:rPr>
-        <w:t>1. Согласование тематики заявки и предмета инновации</w:t>
-      </w:r>
-    </w:p>
-    <w:p>
-      <w:pPr>
-        <w:spacing w:after="40" w:before="0"/>
-        <w:ind w:left="283"/>
-      </w:pPr>
-      <w:r>
-        <w:rPr>
-          <w:rFonts w:ascii="Calibri" w:hAnsi="Calibri"/>
-          <w:color w:val="64748B"/>
-          <w:sz w:val="18"/>
-        </w:rPr>
-        <w:t>→ Устно с руководителем проекта</w:t>
-      </w:r>
-    </w:p>
-    <w:p>
-      <w:pPr>
-        <w:spacing w:after="20" w:before="40"/>
-      </w:pPr>
-      <w:r>
-        <w:rPr>
-          <w:rFonts w:ascii="Calibri" w:hAnsi="Calibri"/>
-          <w:b/>
-          <w:color w:val="4338CA"/>
-          <w:sz w:val="20"/>
-        </w:rPr>
-        <w:t>2. Согласование и подписание договора</w:t>
-      </w:r>
-    </w:p>
-    <w:p>
-      <w:pPr>
-        <w:spacing w:after="20" w:before="40"/>
-      </w:pPr>
-      <w:r>
-        <w:rPr>
-          <w:rFonts w:ascii="Calibri" w:hAnsi="Calibri"/>
-          <w:b/>
-          <w:color w:val="4338CA"/>
-          <w:sz w:val="20"/>
-        </w:rPr>
-        <w:t>3. Авансовый платёж (250 000 ₽)</w:t>
-      </w:r>
-    </w:p>
-    <w:p>
-      <w:pPr>
-        <w:spacing w:after="20" w:before="40"/>
-      </w:pPr>
-      <w:r>
-        <w:rPr>
-          <w:rFonts w:ascii="Calibri" w:hAnsi="Calibri"/>
-          <w:b/>
-          <w:color w:val="4338CA"/>
-          <w:sz w:val="20"/>
-        </w:rPr>
-        <w:t>4. Формирование рабочей группы в Telegram/МАКС</w:t>
-      </w:r>
-    </w:p>
-    <w:p>
-      <w:pPr>
-        <w:spacing w:after="40" w:before="0"/>
-        <w:ind w:left="283"/>
-      </w:pPr>
-      <w:r>
-        <w:rPr>
-          <w:rFonts w:ascii="Calibri" w:hAnsi="Calibri"/>
-          <w:color w:val="64748B"/>
-          <w:sz w:val="18"/>
-        </w:rPr>
-        <w:t>→ Назначается главный аналитик</w:t>
-      </w:r>
-    </w:p>
-    <w:p>
-      <w:pPr>
-        <w:spacing w:after="20" w:before="40"/>
-      </w:pPr>
-      <w:r>
-        <w:rPr>
-          <w:rFonts w:ascii="Calibri" w:hAnsi="Calibri"/>
-          <w:b/>
-          <w:color w:val="4338CA"/>
-          <w:sz w:val="20"/>
-        </w:rPr>
-        <w:t>5. Сбор базовых документов и формирование заявки</w:t>
-      </w:r>
-    </w:p>
-    <w:p>
-      <w:pPr>
-        <w:spacing w:after="40" w:before="0"/>
-        <w:ind w:left="283"/>
-      </w:pPr>
-      <w:r>
-        <w:rPr>
-          <w:rFonts w:ascii="Calibri" w:hAnsi="Calibri"/>
-          <w:color w:val="64748B"/>
-          <w:sz w:val="18"/>
-        </w:rPr>
-        <w:t>→ Срок: 2–3 недели</w:t>
-      </w:r>
-    </w:p>
-    <w:p>
-      <w:pPr>
-        <w:spacing w:after="20" w:before="40"/>
-      </w:pPr>
-      <w:r>
-        <w:rPr>
-          <w:rFonts w:ascii="Calibri" w:hAnsi="Calibri"/>
-          <w:b/>
-          <w:color w:val="4338CA"/>
-          <w:sz w:val="20"/>
-        </w:rPr>
-        <w:t>6. Согласование заявки с Компанией</w:t>
-      </w:r>
-    </w:p>
-    <w:p>
-      <w:pPr>
-        <w:spacing w:after="40" w:before="0"/>
-        <w:ind w:left="283"/>
-      </w:pPr>
-      <w:r>
-        <w:rPr>
-          <w:rFonts w:ascii="Calibri" w:hAnsi="Calibri"/>
-          <w:color w:val="64748B"/>
-          <w:sz w:val="18"/>
-        </w:rPr>
-        <w:t>→ Срок: 3–4 дня</w:t>
-      </w:r>
-    </w:p>
-    <w:p>
-      <w:pPr>
-        <w:spacing w:after="20" w:before="40"/>
-      </w:pPr>
-      <w:r>
-        <w:rPr>
-          <w:rFonts w:ascii="Calibri" w:hAnsi="Calibri"/>
-          <w:b/>
-          <w:color w:val="4338CA"/>
-          <w:sz w:val="20"/>
-        </w:rPr>
-        <w:t>7. Подача заявки в Сколково</w:t>
-      </w:r>
-    </w:p>
-    <w:p>
-      <w:pPr>
-        <w:spacing w:after="40" w:before="0"/>
-        <w:ind w:left="283"/>
-      </w:pPr>
-      <w:r>
-        <w:rPr>
-          <w:rFonts w:ascii="Calibri" w:hAnsi="Calibri"/>
-          <w:color w:val="64748B"/>
-          <w:sz w:val="18"/>
-        </w:rPr>
-        <w:t>→ Экстерриториальный резидент ОЭЗ</w:t>
-      </w:r>
-    </w:p>
-    <w:p>
-      <w:pPr>
-        <w:spacing w:after="20" w:before="40"/>
-      </w:pPr>
-      <w:r>
-        <w:rPr>
-          <w:rFonts w:ascii="Calibri" w:hAnsi="Calibri"/>
-          <w:b/>
-          <w:color w:val="4338CA"/>
-          <w:sz w:val="20"/>
-        </w:rPr>
-        <w:t>8. Ожидание результатов экспертизы</w:t>
-      </w:r>
-    </w:p>
-    <w:p>
-      <w:pPr>
-        <w:spacing w:after="40" w:before="0"/>
-        <w:ind w:left="283"/>
-      </w:pPr>
-      <w:r>
-        <w:rPr>
-          <w:rFonts w:ascii="Calibri" w:hAnsi="Calibri"/>
-          <w:color w:val="64748B"/>
-          <w:sz w:val="18"/>
-        </w:rPr>
-        <w:t>→ 1–2 месяца</w:t>
-      </w:r>
-    </w:p>
-    <w:p>
-      <w:pPr>
-        <w:spacing w:after="20" w:before="40"/>
-      </w:pPr>
-      <w:r>
-        <w:rPr>
-          <w:rFonts w:ascii="Calibri" w:hAnsi="Calibri"/>
-          <w:b/>
-          <w:color w:val="4338CA"/>
-          <w:sz w:val="20"/>
-        </w:rPr>
-        <w:t>9. В случае отказа — доработка и переподача</w:t>
-      </w:r>
-    </w:p>
-    <w:p>
-      <w:pPr>
-        <w:spacing w:after="40" w:before="0"/>
-        <w:ind w:left="283"/>
-      </w:pPr>
-      <w:r>
-        <w:rPr>
-          <w:rFonts w:ascii="Calibri" w:hAnsi="Calibri"/>
-          <w:color w:val="64748B"/>
-          <w:sz w:val="18"/>
-        </w:rPr>
-        <w:t>→ 7–9 дней + ~1 месяц</w:t>
-      </w:r>
-    </w:p>
-    <w:p>
-      <w:pPr>
-        <w:spacing w:after="20" w:before="40"/>
-      </w:pPr>
-      <w:r>
-        <w:rPr>
-          <w:rFonts w:ascii="Calibri" w:hAnsi="Calibri"/>
-          <w:b/>
-          <w:color w:val="4338CA"/>
-          <w:sz w:val="20"/>
-        </w:rPr>
-        <w:t>10. В случае победы — подготовка письма для вступления</w:t>
-      </w:r>
-    </w:p>
-    <w:p>
-      <w:pPr>
-        <w:spacing w:after="40" w:before="0"/>
-        <w:ind w:left="283"/>
-      </w:pPr>
-      <w:r>
-        <w:rPr>
-          <w:rFonts w:ascii="Calibri" w:hAnsi="Calibri"/>
-          <w:color w:val="64748B"/>
-          <w:sz w:val="18"/>
-        </w:rPr>
-        <w:t>→ 7–10 дней</w:t>
-      </w:r>
-    </w:p>
-    <w:p>
-      <w:pPr>
-        <w:spacing w:after="20" w:before="40"/>
-      </w:pPr>
-      <w:r>
-        <w:rPr>
-          <w:rFonts w:ascii="Calibri" w:hAnsi="Calibri"/>
-          <w:b/>
-          <w:color w:val="4338CA"/>
-          <w:sz w:val="20"/>
-        </w:rPr>
-        <w:t>11. Подача заявки на статус МТК</w:t>
-      </w:r>
-    </w:p>
-    <w:p>
-      <w:pPr>
-        <w:spacing w:after="40" w:before="0"/>
-        <w:ind w:left="283"/>
-      </w:pPr>
-      <w:r>
-        <w:rPr>
-          <w:rFonts w:ascii="Calibri" w:hAnsi="Calibri"/>
-          <w:color w:val="64748B"/>
-          <w:sz w:val="18"/>
-        </w:rPr>
-        <w:t>→ 10–15 дней после Сколково</w:t>
-      </w:r>
-    </w:p>
-    <w:p/>
-    <w:p>
-      <w:pPr>
-        <w:spacing w:after="80" w:before="0" w:line="276" w:lineRule="auto"/>
-      </w:pPr>
-      <w:r>
-        <w:rPr>
-          <w:rFonts w:ascii="Calibri" w:hAnsi="Calibri"/>
-          <w:b/>
-          <w:color w:val="1E293B"/>
-          <w:sz w:val="21"/>
-        </w:rPr>
-        <w:t>После получения статуса резидента Сколково и МТК — по желанию заключаем договор на ведение отчётности:</w:t>
-      </w:r>
-    </w:p>
-    <w:p>
-      <w:pPr>
-        <w:pStyle w:val="ListBullet"/>
-        <w:spacing w:after="40"/>
-      </w:pPr>
-      <w:r>
-        <w:rPr>
-          <w:rFonts w:ascii="Calibri" w:hAnsi="Calibri"/>
-          <w:color w:val="1E293B"/>
-          <w:sz w:val="21"/>
-        </w:rPr>
-        <w:t>4 квартальных отчёта + 1 годовой отчёт (125 000 ₽ за сопровождение)</w:t>
-      </w:r>
-    </w:p>
-    <w:p>
-      <w:pPr>
-        <w:spacing w:before="40" w:after="40"/>
-      </w:pPr>
-      <w:r>
-        <w:rPr>
-          <w:rFonts w:ascii="Calibri" w:hAnsi="Calibri"/>
-          <w:color w:val="CBD5E1"/>
-          <w:sz w:val="12"/>
-        </w:rPr>
-        <w:t>────────────────────────────────────────────────────────────────────</w:t>
-      </w:r>
-    </w:p>
-    <w:p>
-      <w:pPr>
-        <w:spacing w:after="120" w:before="160" w:line="276" w:lineRule="auto"/>
-      </w:pPr>
-      <w:r>
-        <w:rPr>
-          <w:rFonts w:ascii="Calibri" w:hAnsi="Calibri"/>
-          <w:b/>
-          <w:color w:val="1E293B"/>
-          <w:sz w:val="26"/>
-        </w:rPr>
-        <w:t>5. СТОИМОСТЬ УСЛУГ</w:t>
-      </w:r>
-    </w:p>
-    <w:p>
-      <w:pPr>
-        <w:spacing w:after="120" w:before="0" w:line="276" w:lineRule="auto"/>
-      </w:pPr>
-      <w:r>
-        <w:rPr>
-          <w:rFonts w:ascii="Calibri" w:hAnsi="Calibri"/>
-          <w:color w:val="000000"/>
-          <w:sz w:val="21"/>
-        </w:rPr>
-        <w:t>Наша консалтинговая компания предлагает Вам подготовку пакета документов на следующих условиях:</w:t>
+        <w:t>5. Состав услуг и стоимость</w:t>
       </w:r>
     </w:p>
     <w:tbl>
       <w:tblPr>
-        <w:tblBorders>
-          <w:top w:val="single" w:sz="4" w:space="0" w:color="d1d5db"/>
-          <w:bottom w:val="single" w:sz="4" w:space="0" w:color="d1d5db"/>
-          <w:left w:val="single" w:sz="4" w:space="0" w:color="d1d5db"/>
-          <w:right w:val="single" w:sz="4" w:space="0" w:color="d1d5db"/>
-          <w:insideH w:val="single" w:sz="4" w:space="0" w:color="d1d5db"/>
-          <w:insideV w:val="single" w:sz="4" w:space="0" w:color="d1d5db"/>
-        </w:tblBorders>
+        <w:tblW w:type="auto" w:w="0"/>
+        <w:jc w:val="center"/>
+        <w:tblLook w:firstColumn="1" w:firstRow="1" w:lastColumn="0" w:lastRow="0" w:noHBand="0" w:noVBand="1" w:val="04A0"/>
       </w:tblPr>
       <w:tblGrid>
-        <w:gridCol w:w="4703"/>
-        <w:gridCol w:w="4703"/>
+        <w:gridCol w:w="2351"/>
+        <w:gridCol w:w="2351"/>
+        <w:gridCol w:w="2351"/>
+        <w:gridCol w:w="2351"/>
       </w:tblGrid>
       <w:tr>
         <w:tc>
           <w:tcPr>
-            <w:tcW w:type="dxa" w:w="5102"/>
-            <w:shd w:fill="f1f5f9" w:val="clear"/>
+            <w:tcW w:type="dxa" w:w="2351"/>
+            <w:shd w:fill="1B3A5C" w:val="clear"/>
+            <w:tcBorders>
+              <w:top w:val="single" w:sz="4" w:color="999999"/>
+              <w:left w:val="single" w:sz="4" w:color="999999"/>
+              <w:bottom w:val="single" w:sz="4" w:color="999999"/>
+              <w:right w:val="single" w:sz="4" w:color="999999"/>
+            </w:tcBorders>
           </w:tcPr>
           <w:p>
+            <w:pPr>
+              <w:jc w:val="center"/>
+            </w:pPr>
             <w:r/>
             <w:r>
               <w:rPr>
                 <w:rFonts w:ascii="Calibri" w:hAnsi="Calibri"/>
                 <w:b/>
-                <w:color w:val="1E293B"/>
-                <w:sz w:val="20"/>
+                <w:color w:val="FFFFFF"/>
+                <w:sz w:val="18"/>
               </w:rPr>
-              <w:t>Услуга</w:t>
+              <w:t>Этап</w:t>
             </w:r>
           </w:p>
         </w:tc>
         <w:tc>
           <w:tcPr>
-            <w:tcW w:type="dxa" w:w="2835"/>
-            <w:shd w:fill="f1f5f9" w:val="clear"/>
+            <w:tcW w:type="dxa" w:w="2351"/>
+            <w:shd w:fill="1B3A5C" w:val="clear"/>
+            <w:tcBorders>
+              <w:top w:val="single" w:sz="4" w:color="999999"/>
+              <w:left w:val="single" w:sz="4" w:color="999999"/>
+              <w:bottom w:val="single" w:sz="4" w:color="999999"/>
+              <w:right w:val="single" w:sz="4" w:color="999999"/>
+            </w:tcBorders>
           </w:tcPr>
           <w:p>
+            <w:pPr>
+              <w:jc w:val="center"/>
+            </w:pPr>
             <w:r/>
             <w:r>
               <w:rPr>
                 <w:rFonts w:ascii="Calibri" w:hAnsi="Calibri"/>
                 <w:b/>
-                <w:color w:val="1E293B"/>
-                <w:sz w:val="20"/>
+                <w:color w:val="FFFFFF"/>
+                <w:sz w:val="18"/>
+              </w:rPr>
+              <w:t>Описание</w:t>
+            </w:r>
+          </w:p>
+        </w:tc>
+        <w:tc>
+          <w:tcPr>
+            <w:tcW w:type="dxa" w:w="2351"/>
+            <w:shd w:fill="1B3A5C" w:val="clear"/>
+            <w:tcBorders>
+              <w:top w:val="single" w:sz="4" w:color="999999"/>
+              <w:left w:val="single" w:sz="4" w:color="999999"/>
+              <w:bottom w:val="single" w:sz="4" w:color="999999"/>
+              <w:right w:val="single" w:sz="4" w:color="999999"/>
+            </w:tcBorders>
+          </w:tcPr>
+          <w:p>
+            <w:pPr>
+              <w:jc w:val="center"/>
+            </w:pPr>
+            <w:r/>
+            <w:r>
+              <w:rPr>
+                <w:rFonts w:ascii="Calibri" w:hAnsi="Calibri"/>
+                <w:b/>
+                <w:color w:val="FFFFFF"/>
+                <w:sz w:val="18"/>
+              </w:rPr>
+              <w:t>Срок</w:t>
+            </w:r>
+          </w:p>
+        </w:tc>
+        <w:tc>
+          <w:tcPr>
+            <w:tcW w:type="dxa" w:w="2351"/>
+            <w:shd w:fill="1B3A5C" w:val="clear"/>
+            <w:tcBorders>
+              <w:top w:val="single" w:sz="4" w:color="999999"/>
+              <w:left w:val="single" w:sz="4" w:color="999999"/>
+              <w:bottom w:val="single" w:sz="4" w:color="999999"/>
+              <w:right w:val="single" w:sz="4" w:color="999999"/>
+            </w:tcBorders>
+          </w:tcPr>
+          <w:p>
+            <w:pPr>
+              <w:jc w:val="center"/>
+            </w:pPr>
+            <w:r/>
+            <w:r>
+              <w:rPr>
+                <w:rFonts w:ascii="Calibri" w:hAnsi="Calibri"/>
+                <w:b/>
+                <w:color w:val="FFFFFF"/>
+                <w:sz w:val="18"/>
               </w:rPr>
               <w:t>Стоимость</w:t>
             </w:r>
@@ -1983,39 +1754,542 @@
       <w:tr>
         <w:tc>
           <w:tcPr>
-            <w:tcW w:type="dxa" w:w="5102"/>
+            <w:tcW w:type="dxa" w:w="2351"/>
+            <w:tcBorders>
+              <w:top w:val="single" w:sz="4" w:color="999999"/>
+              <w:left w:val="single" w:sz="4" w:color="999999"/>
+              <w:bottom w:val="single" w:sz="4" w:color="999999"/>
+              <w:right w:val="single" w:sz="4" w:color="999999"/>
+            </w:tcBorders>
+            <w:shd w:fill="D6E4F0" w:val="clear"/>
           </w:tcPr>
           <w:p>
             <w:pPr>
-              <w:spacing w:before="60" w:after="60"/>
+              <w:jc w:val="left"/>
             </w:pPr>
             <w:r/>
             <w:r>
               <w:rPr>
                 <w:rFonts w:ascii="Calibri" w:hAnsi="Calibri"/>
-                <w:color w:val="1E293B"/>
-                <w:sz w:val="20"/>
+                <w:b w:val="0"/>
+                <w:sz w:val="18"/>
               </w:rPr>
-              <w:t>Аванс за формирование и подачу пакета документов (Сколково + МТК)</w:t>
+              <w:t>Аудит и анализ</w:t>
             </w:r>
           </w:p>
         </w:tc>
         <w:tc>
           <w:tcPr>
-            <w:tcW w:type="dxa" w:w="2835"/>
+            <w:tcW w:type="dxa" w:w="2351"/>
+            <w:tcBorders>
+              <w:top w:val="single" w:sz="4" w:color="999999"/>
+              <w:left w:val="single" w:sz="4" w:color="999999"/>
+              <w:bottom w:val="single" w:sz="4" w:color="999999"/>
+              <w:right w:val="single" w:sz="4" w:color="999999"/>
+            </w:tcBorders>
+            <w:shd w:fill="D6E4F0" w:val="clear"/>
           </w:tcPr>
           <w:p>
             <w:pPr>
-              <w:spacing w:before="60" w:after="60"/>
-              <w:jc w:val="right"/>
+              <w:jc w:val="center"/>
+            </w:pPr>
+            <w:r/>
+            <w:r>
+              <w:rPr>
+                <w:rFonts w:ascii="Calibri" w:hAnsi="Calibri"/>
+                <w:b w:val="0"/>
+                <w:sz w:val="18"/>
+              </w:rPr>
+              <w:t>Сбор данных, проверка критериев, расчёт экономии</w:t>
+            </w:r>
+          </w:p>
+        </w:tc>
+        <w:tc>
+          <w:tcPr>
+            <w:tcW w:type="dxa" w:w="2351"/>
+            <w:tcBorders>
+              <w:top w:val="single" w:sz="4" w:color="999999"/>
+              <w:left w:val="single" w:sz="4" w:color="999999"/>
+              <w:bottom w:val="single" w:sz="4" w:color="999999"/>
+              <w:right w:val="single" w:sz="4" w:color="999999"/>
+            </w:tcBorders>
+            <w:shd w:fill="D6E4F0" w:val="clear"/>
+          </w:tcPr>
+          <w:p>
+            <w:pPr>
+              <w:jc w:val="center"/>
+            </w:pPr>
+            <w:r/>
+            <w:r>
+              <w:rPr>
+                <w:rFonts w:ascii="Calibri" w:hAnsi="Calibri"/>
+                <w:b w:val="0"/>
+                <w:sz w:val="18"/>
+              </w:rPr>
+              <w:t>3–5 дней</w:t>
+            </w:r>
+          </w:p>
+        </w:tc>
+        <w:tc>
+          <w:tcPr>
+            <w:tcW w:type="dxa" w:w="2351"/>
+            <w:tcBorders>
+              <w:top w:val="single" w:sz="4" w:color="999999"/>
+              <w:left w:val="single" w:sz="4" w:color="999999"/>
+              <w:bottom w:val="single" w:sz="4" w:color="999999"/>
+              <w:right w:val="single" w:sz="4" w:color="999999"/>
+            </w:tcBorders>
+            <w:shd w:fill="D6E4F0" w:val="clear"/>
+          </w:tcPr>
+          <w:p>
+            <w:pPr>
+              <w:jc w:val="center"/>
+            </w:pPr>
+            <w:r/>
+            <w:r>
+              <w:rPr>
+                <w:rFonts w:ascii="Calibri" w:hAnsi="Calibri"/>
+                <w:b w:val="0"/>
+                <w:sz w:val="18"/>
+              </w:rPr>
+              <w:t>Включено в аванс</w:t>
+            </w:r>
+          </w:p>
+        </w:tc>
+      </w:tr>
+      <w:tr>
+        <w:tc>
+          <w:tcPr>
+            <w:tcW w:type="dxa" w:w="2351"/>
+            <w:tcBorders>
+              <w:top w:val="single" w:sz="4" w:color="999999"/>
+              <w:left w:val="single" w:sz="4" w:color="999999"/>
+              <w:bottom w:val="single" w:sz="4" w:color="999999"/>
+              <w:right w:val="single" w:sz="4" w:color="999999"/>
+            </w:tcBorders>
+            <w:shd w:fill="FFFFFF" w:val="clear"/>
+          </w:tcPr>
+          <w:p>
+            <w:pPr>
+              <w:jc w:val="left"/>
+            </w:pPr>
+            <w:r/>
+            <w:r>
+              <w:rPr>
+                <w:rFonts w:ascii="Calibri" w:hAnsi="Calibri"/>
+                <w:b w:val="0"/>
+                <w:sz w:val="18"/>
+              </w:rPr>
+              <w:t>Патентование</w:t>
+            </w:r>
+          </w:p>
+        </w:tc>
+        <w:tc>
+          <w:tcPr>
+            <w:tcW w:type="dxa" w:w="2351"/>
+            <w:tcBorders>
+              <w:top w:val="single" w:sz="4" w:color="999999"/>
+              <w:left w:val="single" w:sz="4" w:color="999999"/>
+              <w:bottom w:val="single" w:sz="4" w:color="999999"/>
+              <w:right w:val="single" w:sz="4" w:color="999999"/>
+            </w:tcBorders>
+            <w:shd w:fill="FFFFFF" w:val="clear"/>
+          </w:tcPr>
+          <w:p>
+            <w:pPr>
+              <w:jc w:val="center"/>
+            </w:pPr>
+            <w:r/>
+            <w:r>
+              <w:rPr>
+                <w:rFonts w:ascii="Calibri" w:hAnsi="Calibri"/>
+                <w:b w:val="0"/>
+                <w:sz w:val="18"/>
+              </w:rPr>
+              <w:t>Подача заявки на полезную модель</w:t>
+            </w:r>
+          </w:p>
+        </w:tc>
+        <w:tc>
+          <w:tcPr>
+            <w:tcW w:type="dxa" w:w="2351"/>
+            <w:tcBorders>
+              <w:top w:val="single" w:sz="4" w:color="999999"/>
+              <w:left w:val="single" w:sz="4" w:color="999999"/>
+              <w:bottom w:val="single" w:sz="4" w:color="999999"/>
+              <w:right w:val="single" w:sz="4" w:color="999999"/>
+            </w:tcBorders>
+            <w:shd w:fill="FFFFFF" w:val="clear"/>
+          </w:tcPr>
+          <w:p>
+            <w:pPr>
+              <w:jc w:val="center"/>
+            </w:pPr>
+            <w:r/>
+            <w:r>
+              <w:rPr>
+                <w:rFonts w:ascii="Calibri" w:hAnsi="Calibri"/>
+                <w:b w:val="0"/>
+                <w:sz w:val="18"/>
+              </w:rPr>
+              <w:t>4–5 мес.</w:t>
+            </w:r>
+          </w:p>
+        </w:tc>
+        <w:tc>
+          <w:tcPr>
+            <w:tcW w:type="dxa" w:w="2351"/>
+            <w:tcBorders>
+              <w:top w:val="single" w:sz="4" w:color="999999"/>
+              <w:left w:val="single" w:sz="4" w:color="999999"/>
+              <w:bottom w:val="single" w:sz="4" w:color="999999"/>
+              <w:right w:val="single" w:sz="4" w:color="999999"/>
+            </w:tcBorders>
+            <w:shd w:fill="FFFFFF" w:val="clear"/>
+          </w:tcPr>
+          <w:p>
+            <w:pPr>
+              <w:jc w:val="center"/>
+            </w:pPr>
+            <w:r/>
+            <w:r>
+              <w:rPr>
+                <w:rFonts w:ascii="Calibri" w:hAnsi="Calibri"/>
+                <w:b w:val="0"/>
+                <w:sz w:val="18"/>
+              </w:rPr>
+              <w:t>80 000 ₽</w:t>
+            </w:r>
+          </w:p>
+        </w:tc>
+      </w:tr>
+      <w:tr>
+        <w:tc>
+          <w:tcPr>
+            <w:tcW w:type="dxa" w:w="2351"/>
+            <w:tcBorders>
+              <w:top w:val="single" w:sz="4" w:color="999999"/>
+              <w:left w:val="single" w:sz="4" w:color="999999"/>
+              <w:bottom w:val="single" w:sz="4" w:color="999999"/>
+              <w:right w:val="single" w:sz="4" w:color="999999"/>
+            </w:tcBorders>
+            <w:shd w:fill="D6E4F0" w:val="clear"/>
+          </w:tcPr>
+          <w:p>
+            <w:pPr>
+              <w:jc w:val="left"/>
+            </w:pPr>
+            <w:r/>
+            <w:r>
+              <w:rPr>
+                <w:rFonts w:ascii="Calibri" w:hAnsi="Calibri"/>
+                <w:b w:val="0"/>
+                <w:sz w:val="18"/>
+              </w:rPr>
+              <w:t>Заявка в Сколково</w:t>
+            </w:r>
+          </w:p>
+        </w:tc>
+        <w:tc>
+          <w:tcPr>
+            <w:tcW w:type="dxa" w:w="2351"/>
+            <w:tcBorders>
+              <w:top w:val="single" w:sz="4" w:color="999999"/>
+              <w:left w:val="single" w:sz="4" w:color="999999"/>
+              <w:bottom w:val="single" w:sz="4" w:color="999999"/>
+              <w:right w:val="single" w:sz="4" w:color="999999"/>
+            </w:tcBorders>
+            <w:shd w:fill="D6E4F0" w:val="clear"/>
+          </w:tcPr>
+          <w:p>
+            <w:pPr>
+              <w:jc w:val="center"/>
+            </w:pPr>
+            <w:r/>
+            <w:r>
+              <w:rPr>
+                <w:rFonts w:ascii="Calibri" w:hAnsi="Calibri"/>
+                <w:b w:val="0"/>
+                <w:sz w:val="18"/>
+              </w:rPr>
+              <w:t>Подготовка полного пакета документов</w:t>
+            </w:r>
+          </w:p>
+        </w:tc>
+        <w:tc>
+          <w:tcPr>
+            <w:tcW w:type="dxa" w:w="2351"/>
+            <w:tcBorders>
+              <w:top w:val="single" w:sz="4" w:color="999999"/>
+              <w:left w:val="single" w:sz="4" w:color="999999"/>
+              <w:bottom w:val="single" w:sz="4" w:color="999999"/>
+              <w:right w:val="single" w:sz="4" w:color="999999"/>
+            </w:tcBorders>
+            <w:shd w:fill="D6E4F0" w:val="clear"/>
+          </w:tcPr>
+          <w:p>
+            <w:pPr>
+              <w:jc w:val="center"/>
+            </w:pPr>
+            <w:r/>
+            <w:r>
+              <w:rPr>
+                <w:rFonts w:ascii="Calibri" w:hAnsi="Calibri"/>
+                <w:b w:val="0"/>
+                <w:sz w:val="18"/>
+              </w:rPr>
+              <w:t>4–6 мес.</w:t>
+            </w:r>
+          </w:p>
+        </w:tc>
+        <w:tc>
+          <w:tcPr>
+            <w:tcW w:type="dxa" w:w="2351"/>
+            <w:tcBorders>
+              <w:top w:val="single" w:sz="4" w:color="999999"/>
+              <w:left w:val="single" w:sz="4" w:color="999999"/>
+              <w:bottom w:val="single" w:sz="4" w:color="999999"/>
+              <w:right w:val="single" w:sz="4" w:color="999999"/>
+            </w:tcBorders>
+            <w:shd w:fill="D6E4F0" w:val="clear"/>
+          </w:tcPr>
+          <w:p>
+            <w:pPr>
+              <w:jc w:val="center"/>
+            </w:pPr>
+            <w:r/>
+            <w:r>
+              <w:rPr>
+                <w:rFonts w:ascii="Calibri" w:hAnsi="Calibri"/>
+                <w:b w:val="0"/>
+                <w:sz w:val="18"/>
+              </w:rPr>
+              <w:t>Успех-гонорар</w:t>
+            </w:r>
+          </w:p>
+        </w:tc>
+      </w:tr>
+      <w:tr>
+        <w:tc>
+          <w:tcPr>
+            <w:tcW w:type="dxa" w:w="2351"/>
+            <w:tcBorders>
+              <w:top w:val="single" w:sz="4" w:color="999999"/>
+              <w:left w:val="single" w:sz="4" w:color="999999"/>
+              <w:bottom w:val="single" w:sz="4" w:color="999999"/>
+              <w:right w:val="single" w:sz="4" w:color="999999"/>
+            </w:tcBorders>
+            <w:shd w:fill="FFFFFF" w:val="clear"/>
+          </w:tcPr>
+          <w:p>
+            <w:pPr>
+              <w:jc w:val="left"/>
+            </w:pPr>
+            <w:r/>
+            <w:r>
+              <w:rPr>
+                <w:rFonts w:ascii="Calibri" w:hAnsi="Calibri"/>
+                <w:b w:val="0"/>
+                <w:sz w:val="18"/>
+              </w:rPr>
+              <w:t>Заявка в МТК</w:t>
+            </w:r>
+          </w:p>
+        </w:tc>
+        <w:tc>
+          <w:tcPr>
+            <w:tcW w:type="dxa" w:w="2351"/>
+            <w:tcBorders>
+              <w:top w:val="single" w:sz="4" w:color="999999"/>
+              <w:left w:val="single" w:sz="4" w:color="999999"/>
+              <w:bottom w:val="single" w:sz="4" w:color="999999"/>
+              <w:right w:val="single" w:sz="4" w:color="999999"/>
+            </w:tcBorders>
+            <w:shd w:fill="FFFFFF" w:val="clear"/>
+          </w:tcPr>
+          <w:p>
+            <w:pPr>
+              <w:jc w:val="center"/>
+            </w:pPr>
+            <w:r/>
+            <w:r>
+              <w:rPr>
+                <w:rFonts w:ascii="Calibri" w:hAnsi="Calibri"/>
+                <w:b w:val="0"/>
+                <w:sz w:val="18"/>
+              </w:rPr>
+              <w:t>Подготовка документов для МТК</w:t>
+            </w:r>
+          </w:p>
+        </w:tc>
+        <w:tc>
+          <w:tcPr>
+            <w:tcW w:type="dxa" w:w="2351"/>
+            <w:tcBorders>
+              <w:top w:val="single" w:sz="4" w:color="999999"/>
+              <w:left w:val="single" w:sz="4" w:color="999999"/>
+              <w:bottom w:val="single" w:sz="4" w:color="999999"/>
+              <w:right w:val="single" w:sz="4" w:color="999999"/>
+            </w:tcBorders>
+            <w:shd w:fill="FFFFFF" w:val="clear"/>
+          </w:tcPr>
+          <w:p>
+            <w:pPr>
+              <w:jc w:val="center"/>
+            </w:pPr>
+            <w:r/>
+            <w:r>
+              <w:rPr>
+                <w:rFonts w:ascii="Calibri" w:hAnsi="Calibri"/>
+                <w:b w:val="0"/>
+                <w:sz w:val="18"/>
+              </w:rPr>
+              <w:t>2–3 мес.</w:t>
+            </w:r>
+          </w:p>
+        </w:tc>
+        <w:tc>
+          <w:tcPr>
+            <w:tcW w:type="dxa" w:w="2351"/>
+            <w:tcBorders>
+              <w:top w:val="single" w:sz="4" w:color="999999"/>
+              <w:left w:val="single" w:sz="4" w:color="999999"/>
+              <w:bottom w:val="single" w:sz="4" w:color="999999"/>
+              <w:right w:val="single" w:sz="4" w:color="999999"/>
+            </w:tcBorders>
+            <w:shd w:fill="FFFFFF" w:val="clear"/>
+          </w:tcPr>
+          <w:p>
+            <w:pPr>
+              <w:jc w:val="center"/>
+            </w:pPr>
+            <w:r/>
+            <w:r>
+              <w:rPr>
+                <w:rFonts w:ascii="Calibri" w:hAnsi="Calibri"/>
+                <w:b w:val="0"/>
+                <w:sz w:val="18"/>
+              </w:rPr>
+              <w:t>Успех-гонорар</w:t>
+            </w:r>
+          </w:p>
+        </w:tc>
+      </w:tr>
+    </w:tbl>
+    <w:tbl>
+      <w:tblPr>
+        <w:tblW w:type="auto" w:w="0"/>
+        <w:jc w:val="center"/>
+        <w:tblLook w:firstColumn="1" w:firstRow="1" w:lastColumn="0" w:lastRow="0" w:noHBand="0" w:noVBand="1" w:val="04A0"/>
+      </w:tblPr>
+      <w:tblGrid>
+        <w:gridCol w:w="4703"/>
+        <w:gridCol w:w="4703"/>
+      </w:tblGrid>
+      <w:tr>
+        <w:tc>
+          <w:tcPr>
+            <w:tcW w:type="dxa" w:w="4703"/>
+            <w:shd w:fill="1B3A5C" w:val="clear"/>
+            <w:tcBorders>
+              <w:top w:val="single" w:sz="4" w:color="999999"/>
+              <w:left w:val="single" w:sz="4" w:color="999999"/>
+              <w:bottom w:val="single" w:sz="4" w:color="999999"/>
+              <w:right w:val="single" w:sz="4" w:color="999999"/>
+            </w:tcBorders>
+          </w:tcPr>
+          <w:p>
+            <w:pPr>
+              <w:jc w:val="center"/>
             </w:pPr>
             <w:r/>
             <w:r>
               <w:rPr>
                 <w:rFonts w:ascii="Calibri" w:hAnsi="Calibri"/>
                 <w:b/>
-                <w:color w:val="1E293B"/>
-                <w:sz w:val="20"/>
+                <w:color w:val="FFFFFF"/>
+                <w:sz w:val="18"/>
+              </w:rPr>
+              <w:t>Услуга</w:t>
+            </w:r>
+          </w:p>
+        </w:tc>
+        <w:tc>
+          <w:tcPr>
+            <w:tcW w:type="dxa" w:w="4703"/>
+            <w:shd w:fill="1B3A5C" w:val="clear"/>
+            <w:tcBorders>
+              <w:top w:val="single" w:sz="4" w:color="999999"/>
+              <w:left w:val="single" w:sz="4" w:color="999999"/>
+              <w:bottom w:val="single" w:sz="4" w:color="999999"/>
+              <w:right w:val="single" w:sz="4" w:color="999999"/>
+            </w:tcBorders>
+          </w:tcPr>
+          <w:p>
+            <w:pPr>
+              <w:jc w:val="center"/>
+            </w:pPr>
+            <w:r/>
+            <w:r>
+              <w:rPr>
+                <w:rFonts w:ascii="Calibri" w:hAnsi="Calibri"/>
+                <w:b/>
+                <w:color w:val="FFFFFF"/>
+                <w:sz w:val="18"/>
+              </w:rPr>
+              <w:t>Стоимость</w:t>
+            </w:r>
+          </w:p>
+        </w:tc>
+      </w:tr>
+      <w:tr>
+        <w:tc>
+          <w:tcPr>
+            <w:tcW w:type="dxa" w:w="4703"/>
+            <w:tcBorders>
+              <w:top w:val="single" w:sz="4" w:color="999999"/>
+              <w:left w:val="single" w:sz="4" w:color="999999"/>
+              <w:bottom w:val="single" w:sz="4" w:color="999999"/>
+              <w:right w:val="single" w:sz="4" w:color="999999"/>
+            </w:tcBorders>
+            <w:shd w:fill="D6E4F0" w:val="clear"/>
+          </w:tcPr>
+          <w:p>
+            <w:pPr>
+              <w:jc w:val="left"/>
+            </w:pPr>
+            <w:r/>
+            <w:r>
+              <w:rPr>
+                <w:rFonts w:ascii="Calibri" w:hAnsi="Calibri"/>
+                <w:b w:val="0"/>
+                <w:sz w:val="18"/>
+              </w:rPr>
+              <w:t>Аванс (начало работ)</w:t>
+            </w:r>
+          </w:p>
+        </w:tc>
+        <w:tc>
+          <w:tcPr>
+            <w:tcW w:type="dxa" w:w="4703"/>
+            <w:tcBorders>
+              <w:top w:val="single" w:sz="4" w:color="999999"/>
+              <w:left w:val="single" w:sz="4" w:color="999999"/>
+              <w:bottom w:val="single" w:sz="4" w:color="999999"/>
+              <w:right w:val="single" w:sz="4" w:color="999999"/>
+            </w:tcBorders>
+            <w:shd w:fill="D6E4F0" w:val="clear"/>
+          </w:tcPr>
+          <w:p>
+            <w:pPr>
+              <w:jc w:val="center"/>
+            </w:pPr>
+            <w:r/>
+            <w:r>
+              <w:rPr>
+                <w:rFonts w:ascii="Calibri" w:hAnsi="Calibri"/>
+                <w:b w:val="0"/>
+                <w:sz w:val="18"/>
               </w:rPr>
               <w:t>250 000 ₽</w:t>
             </w:r>
@@ -2025,43 +2299,53 @@
       <w:tr>
         <w:tc>
           <w:tcPr>
-            <w:tcW w:type="dxa" w:w="5102"/>
-            <w:shd w:fill="fafafa" w:val="clear"/>
+            <w:tcW w:type="dxa" w:w="4703"/>
+            <w:tcBorders>
+              <w:top w:val="single" w:sz="4" w:color="999999"/>
+              <w:left w:val="single" w:sz="4" w:color="999999"/>
+              <w:bottom w:val="single" w:sz="4" w:color="999999"/>
+              <w:right w:val="single" w:sz="4" w:color="999999"/>
+            </w:tcBorders>
+            <w:shd w:fill="FFFFFF" w:val="clear"/>
           </w:tcPr>
           <w:p>
             <w:pPr>
-              <w:spacing w:before="60" w:after="60"/>
+              <w:jc w:val="left"/>
             </w:pPr>
             <w:r/>
             <w:r>
               <w:rPr>
                 <w:rFonts w:ascii="Calibri" w:hAnsi="Calibri"/>
-                <w:color w:val="1E293B"/>
-                <w:sz w:val="20"/>
+                <w:b w:val="0"/>
+                <w:sz w:val="18"/>
               </w:rPr>
-              <w:t>Подготовка заявки в ФИПС / Росреестр (патент на полезную модель)</w:t>
+              <w:t>Success fee — Сколково</w:t>
             </w:r>
           </w:p>
         </w:tc>
         <w:tc>
           <w:tcPr>
-            <w:tcW w:type="dxa" w:w="2835"/>
-            <w:shd w:fill="fafafa" w:val="clear"/>
+            <w:tcW w:type="dxa" w:w="4703"/>
+            <w:tcBorders>
+              <w:top w:val="single" w:sz="4" w:color="999999"/>
+              <w:left w:val="single" w:sz="4" w:color="999999"/>
+              <w:bottom w:val="single" w:sz="4" w:color="999999"/>
+              <w:right w:val="single" w:sz="4" w:color="999999"/>
+            </w:tcBorders>
+            <w:shd w:fill="FFFFFF" w:val="clear"/>
           </w:tcPr>
           <w:p>
             <w:pPr>
-              <w:spacing w:before="60" w:after="60"/>
-              <w:jc w:val="right"/>
+              <w:jc w:val="center"/>
             </w:pPr>
             <w:r/>
             <w:r>
               <w:rPr>
                 <w:rFonts w:ascii="Calibri" w:hAnsi="Calibri"/>
-                <w:b/>
-                <w:color w:val="1E293B"/>
-                <w:sz w:val="20"/>
+                <w:b w:val="0"/>
+                <w:sz w:val="18"/>
               </w:rPr>
-              <w:t>90 000 ₽</w:t>
+              <w:t>450 000 ₽</w:t>
             </w:r>
           </w:p>
         </w:tc>
@@ -2069,38 +2353,53 @@
       <w:tr>
         <w:tc>
           <w:tcPr>
-            <w:tcW w:type="dxa" w:w="5102"/>
+            <w:tcW w:type="dxa" w:w="4703"/>
+            <w:tcBorders>
+              <w:top w:val="single" w:sz="4" w:color="999999"/>
+              <w:left w:val="single" w:sz="4" w:color="999999"/>
+              <w:bottom w:val="single" w:sz="4" w:color="999999"/>
+              <w:right w:val="single" w:sz="4" w:color="999999"/>
+            </w:tcBorders>
+            <w:shd w:fill="D6E4F0" w:val="clear"/>
           </w:tcPr>
           <w:p>
             <w:pPr>
-              <w:spacing w:before="60" w:after="60"/>
+              <w:jc w:val="left"/>
             </w:pPr>
             <w:r/>
             <w:r>
               <w:rPr>
                 <w:rFonts w:ascii="Calibri" w:hAnsi="Calibri"/>
-                <w:color w:val="D1D5DB"/>
-                <w:sz w:val="12"/>
+                <w:b w:val="0"/>
+                <w:sz w:val="18"/>
               </w:rPr>
-              <w:t>───────────────</w:t>
+              <w:t>Success fee — МТК</w:t>
             </w:r>
           </w:p>
         </w:tc>
         <w:tc>
           <w:tcPr>
-            <w:tcW w:type="dxa" w:w="2835"/>
+            <w:tcW w:type="dxa" w:w="4703"/>
+            <w:tcBorders>
+              <w:top w:val="single" w:sz="4" w:color="999999"/>
+              <w:left w:val="single" w:sz="4" w:color="999999"/>
+              <w:bottom w:val="single" w:sz="4" w:color="999999"/>
+              <w:right w:val="single" w:sz="4" w:color="999999"/>
+            </w:tcBorders>
+            <w:shd w:fill="D6E4F0" w:val="clear"/>
           </w:tcPr>
           <w:p>
             <w:pPr>
-              <w:spacing w:before="60" w:after="60"/>
+              <w:jc w:val="center"/>
             </w:pPr>
             <w:r/>
             <w:r>
               <w:rPr>
                 <w:rFonts w:ascii="Calibri" w:hAnsi="Calibri"/>
-                <w:color w:val="1E293B"/>
-                <w:sz w:val="20"/>
+                <w:b w:val="0"/>
+                <w:sz w:val="18"/>
               </w:rPr>
+              <w:t>150 000 ₽</w:t>
             </w:r>
           </w:p>
         </w:tc>
@@ -2108,127 +2407,53 @@
       <w:tr>
         <w:tc>
           <w:tcPr>
-            <w:tcW w:type="dxa" w:w="5102"/>
-            <w:shd w:fill="fafafa" w:val="clear"/>
+            <w:tcW w:type="dxa" w:w="4703"/>
+            <w:tcBorders>
+              <w:top w:val="single" w:sz="4" w:color="999999"/>
+              <w:left w:val="single" w:sz="4" w:color="999999"/>
+              <w:bottom w:val="single" w:sz="4" w:color="999999"/>
+              <w:right w:val="single" w:sz="4" w:color="999999"/>
+            </w:tcBorders>
+            <w:shd w:fill="FFFFFF" w:val="clear"/>
           </w:tcPr>
           <w:p>
             <w:pPr>
-              <w:spacing w:before="60" w:after="60"/>
+              <w:jc w:val="left"/>
             </w:pPr>
             <w:r/>
             <w:r>
               <w:rPr>
                 <w:rFonts w:ascii="Calibri" w:hAnsi="Calibri"/>
-                <w:b/>
-                <w:color w:val="2563EB"/>
-                <w:sz w:val="20"/>
+                <w:b w:val="0"/>
+                <w:sz w:val="18"/>
               </w:rPr>
-              <w:t>Вознаграждение: получение статуса Участника «Сколково»</w:t>
+              <w:t>Патент на полезную модель</w:t>
             </w:r>
           </w:p>
         </w:tc>
         <w:tc>
           <w:tcPr>
-            <w:tcW w:type="dxa" w:w="2835"/>
-            <w:shd w:fill="fafafa" w:val="clear"/>
+            <w:tcW w:type="dxa" w:w="4703"/>
+            <w:tcBorders>
+              <w:top w:val="single" w:sz="4" w:color="999999"/>
+              <w:left w:val="single" w:sz="4" w:color="999999"/>
+              <w:bottom w:val="single" w:sz="4" w:color="999999"/>
+              <w:right w:val="single" w:sz="4" w:color="999999"/>
+            </w:tcBorders>
+            <w:shd w:fill="FFFFFF" w:val="clear"/>
           </w:tcPr>
           <w:p>
             <w:pPr>
-              <w:spacing w:before="60" w:after="60"/>
-              <w:jc w:val="right"/>
-            </w:pPr>
-            <w:r/>
-            <w:r>
-              <w:rPr>
-                <w:rFonts w:ascii="Calibri" w:hAnsi="Calibri"/>
-                <w:b/>
-                <w:color w:val="2563EB"/>
-                <w:sz w:val="20"/>
-              </w:rPr>
-              <w:t>550 000 ₽</w:t>
-            </w:r>
-          </w:p>
-        </w:tc>
-      </w:tr>
-      <w:tr>
-        <w:tc>
-          <w:tcPr>
-            <w:tcW w:type="dxa" w:w="5102"/>
-          </w:tcPr>
-          <w:p>
-            <w:pPr>
-              <w:spacing w:before="60" w:after="60"/>
-            </w:pPr>
-            <w:r/>
-            <w:r>
-              <w:rPr>
-                <w:rFonts w:ascii="Calibri" w:hAnsi="Calibri"/>
-                <w:b/>
-                <w:color w:val="7C3AED"/>
-                <w:sz w:val="20"/>
-              </w:rPr>
-              <w:t>Вознаграждение: включение в реестр МТК</w:t>
-            </w:r>
-          </w:p>
-        </w:tc>
-        <w:tc>
-          <w:tcPr>
-            <w:tcW w:type="dxa" w:w="2835"/>
-          </w:tcPr>
-          <w:p>
-            <w:pPr>
-              <w:spacing w:before="60" w:after="60"/>
-              <w:jc w:val="right"/>
-            </w:pPr>
-            <w:r/>
-            <w:r>
-              <w:rPr>
-                <w:rFonts w:ascii="Calibri" w:hAnsi="Calibri"/>
-                <w:b/>
-                <w:color w:val="7C3AED"/>
-                <w:sz w:val="20"/>
-              </w:rPr>
-              <w:t>150 000 ₽</w:t>
-            </w:r>
-          </w:p>
-        </w:tc>
-      </w:tr>
-    </w:tbl>
-    <w:p/>
-    <w:tbl>
-      <w:tblPr>
-        <w:tblBorders>
-          <w:top w:val="single" w:sz="8" w:space="0" w:color="fecaca"/>
-          <w:bottom w:val="single" w:sz="8" w:space="0" w:color="fecaca"/>
-          <w:left w:val="single" w:sz="8" w:space="0" w:color="fecaca"/>
-          <w:right w:val="single" w:sz="8" w:space="0" w:color="fecaca"/>
-        </w:tblBorders>
-      </w:tblPr>
-      <w:tblGrid>
-        <w:gridCol w:w="9406"/>
-      </w:tblGrid>
-      <w:tr>
-        <w:tc>
-          <w:tcPr>
-            <w:tcW w:type="dxa" w:w="7937"/>
-            <w:shd w:fill="fef2f2" w:val="clear"/>
-          </w:tcPr>
-          <w:p>
-            <w:pPr>
-              <w:spacing w:before="160" w:after="160"/>
               <w:jc w:val="center"/>
             </w:pPr>
             <w:r/>
             <w:r>
               <w:rPr>
                 <w:rFonts w:ascii="Calibri" w:hAnsi="Calibri"/>
-                <w:b/>
-                <w:color w:val="DC2626"/>
-                <w:sz w:val="22"/>
+                <w:b w:val="0"/>
+                <w:sz w:val="18"/>
               </w:rPr>
-              <w:t>ИТОГО ПРИ УСПЕШНОМ ПРОХОЖДЕНИИ ВСЕХ ЭТАПОВ: 1 040 000 ₽</w:t>
-              <w:br/>
-              <w:t>Авансовая часть: 340 000 ₽ (250 000 + 90 000) · Success fee: 700 000 ₽ (550 000 + 150 000)</w:t>
+              <w:t>80 000 ₽</w:t>
             </w:r>
           </w:p>
         </w:tc>
@@ -2237,422 +2462,154 @@
     <w:p/>
     <w:p>
       <w:pPr>
-        <w:spacing w:after="80" w:before="0" w:line="276" w:lineRule="auto"/>
+        <w:pStyle w:val="Heading2"/>
       </w:pPr>
       <w:r>
         <w:rPr>
           <w:rFonts w:ascii="Calibri" w:hAnsi="Calibri"/>
-          <w:b/>
-          <w:color w:val="1E293B"/>
-          <w:sz w:val="21"/>
+          <w:color w:val="1B3A5C"/>
         </w:rPr>
-        <w:t>Условия:</w:t>
+        <w:t>6. Дорожная карта</w:t>
       </w:r>
     </w:p>
     <w:p>
-      <w:pPr>
-        <w:pStyle w:val="ListBullet"/>
-        <w:spacing w:after="40"/>
-      </w:pPr>
       <w:r>
         <w:rPr>
           <w:rFonts w:ascii="Calibri" w:hAnsi="Calibri"/>
-          <w:color w:val="1E293B"/>
-          <w:sz w:val="21"/>
+          <w:b w:val="0"/>
+          <w:sz w:val="20"/>
         </w:rPr>
-        <w:t>Договор заключается на 3 подачи (обычно хватает 2).</w:t>
+        <w:t xml:space="preserve">  1. Заключение договора → оплата аванса</w:t>
       </w:r>
     </w:p>
     <w:p>
-      <w:pPr>
-        <w:pStyle w:val="ListBullet"/>
-        <w:spacing w:after="40"/>
-      </w:pPr>
       <w:r>
         <w:rPr>
           <w:rFonts w:ascii="Calibri" w:hAnsi="Calibri"/>
-          <w:color w:val="1E293B"/>
-          <w:sz w:val="21"/>
+          <w:b w:val="0"/>
+          <w:sz w:val="20"/>
         </w:rPr>
-        <w:t>Переподача свыше 3 раз — 25 000 ₽ за каждую.</w:t>
+        <w:t xml:space="preserve">  2. Сбор и подготовка документов (1–2 недели)</w:t>
       </w:r>
     </w:p>
     <w:p>
-      <w:pPr>
-        <w:pStyle w:val="ListBullet"/>
-        <w:spacing w:after="40"/>
-      </w:pPr>
       <w:r>
         <w:rPr>
           <w:rFonts w:ascii="Calibri" w:hAnsi="Calibri"/>
-          <w:color w:val="1E293B"/>
-          <w:sz w:val="21"/>
+          <w:b w:val="0"/>
+          <w:sz w:val="20"/>
         </w:rPr>
-        <w:t>НДС не облагается (УСН).</w:t>
+        <w:t xml:space="preserve">  3. Подача заявки на патент (полезная модель) — 80 000 ₽</w:t>
       </w:r>
     </w:p>
     <w:p>
-      <w:pPr>
-        <w:pStyle w:val="ListBullet"/>
-        <w:spacing w:after="40"/>
-      </w:pPr>
       <w:r>
         <w:rPr>
           <w:rFonts w:ascii="Calibri" w:hAnsi="Calibri"/>
-          <w:color w:val="1E293B"/>
-          <w:sz w:val="21"/>
+          <w:b w:val="0"/>
+          <w:sz w:val="20"/>
         </w:rPr>
-        <w:t>Оплата вознаграждения — после получения положительного результата (протокол Сколково / включение в МТК).</w:t>
+        <w:t xml:space="preserve">  4. Подача заявки в Фонд «Сколково»</w:t>
+      </w:r>
+    </w:p>
+    <w:p>
+      <w:r>
+        <w:rPr>
+          <w:rFonts w:ascii="Calibri" w:hAnsi="Calibri"/>
+          <w:b w:val="0"/>
+          <w:sz w:val="20"/>
+        </w:rPr>
+        <w:t xml:space="preserve">  5. Получение статуса Участника проекта</w:t>
+      </w:r>
+    </w:p>
+    <w:p>
+      <w:r>
+        <w:rPr>
+          <w:rFonts w:ascii="Calibri" w:hAnsi="Calibri"/>
+          <w:b w:val="0"/>
+          <w:sz w:val="20"/>
+        </w:rPr>
+        <w:t xml:space="preserve">  6. Оплата success-fee</w:t>
+      </w:r>
+    </w:p>
+    <w:p>
+      <w:r>
+        <w:rPr>
+          <w:rFonts w:ascii="Calibri" w:hAnsi="Calibri"/>
+          <w:b w:val="0"/>
+          <w:sz w:val="20"/>
+        </w:rPr>
+        <w:t xml:space="preserve">  7. Ежегодная экономия на налогах</w:t>
       </w:r>
     </w:p>
     <w:p/>
     <w:p>
       <w:pPr>
-        <w:spacing w:before="40" w:after="40"/>
+        <w:pStyle w:val="Heading2"/>
       </w:pPr>
       <w:r>
         <w:rPr>
           <w:rFonts w:ascii="Calibri" w:hAnsi="Calibri"/>
-          <w:color w:val="CBD5E1"/>
-          <w:sz w:val="12"/>
+          <w:color w:val="1B3A5C"/>
         </w:rPr>
-        <w:t>────────────────────────────────────────────────────────────────────</w:t>
+        <w:t>7. Что получает компания</w:t>
       </w:r>
     </w:p>
     <w:p>
-      <w:pPr>
-        <w:spacing w:after="120" w:before="160" w:line="276" w:lineRule="auto"/>
-      </w:pPr>
       <w:r>
         <w:rPr>
           <w:rFonts w:ascii="Calibri" w:hAnsi="Calibri"/>
-          <w:b/>
-          <w:color w:val="1E293B"/>
-          <w:sz w:val="26"/>
+          <w:b w:val="0"/>
+          <w:sz w:val="20"/>
         </w:rPr>
-        <w:t>6. ЧТО ПОЛУЧАЕТ КОМПАНИЯ</w:t>
-      </w:r>
-    </w:p>
-    <w:p>
-      <w:pPr>
-        <w:spacing w:after="80" w:before="0" w:line="276" w:lineRule="auto"/>
-      </w:pPr>
-      <w:r>
-        <w:rPr>
-          <w:rFonts w:ascii="Calibri" w:hAnsi="Calibri"/>
-          <w:b/>
-          <w:color w:val="1E293B"/>
-          <w:sz w:val="21"/>
-        </w:rPr>
-        <w:t>БЛОК I — Гарантированные льготы (без конкурсов):</w:t>
-      </w:r>
-    </w:p>
-    <w:p>
-      <w:pPr>
-        <w:pStyle w:val="ListBullet"/>
-        <w:spacing w:after="40"/>
-      </w:pPr>
-      <w:r>
-        <w:rPr>
-          <w:rFonts w:ascii="Calibri" w:hAnsi="Calibri"/>
-          <w:color w:val="16A34A"/>
-          <w:sz w:val="21"/>
-        </w:rPr>
-        <w:t>Налог на прибыль — 0% (на 10 лет)</w:t>
-      </w:r>
-    </w:p>
-    <w:p>
-      <w:pPr>
-        <w:pStyle w:val="ListBullet"/>
-        <w:spacing w:after="40"/>
-      </w:pPr>
-      <w:r>
-        <w:rPr>
-          <w:rFonts w:ascii="Calibri" w:hAnsi="Calibri"/>
-          <w:color w:val="16A34A"/>
-          <w:sz w:val="21"/>
-        </w:rPr>
-        <w:t>Налог на имущество — 0% (на 10 лет)</w:t>
-      </w:r>
-    </w:p>
-    <w:p>
-      <w:pPr>
-        <w:pStyle w:val="ListBullet"/>
-        <w:spacing w:after="40"/>
-      </w:pPr>
-      <w:r>
-        <w:rPr>
-          <w:rFonts w:ascii="Calibri" w:hAnsi="Calibri"/>
-          <w:color w:val="16A34A"/>
-          <w:sz w:val="21"/>
-        </w:rPr>
-        <w:t>Страховые взносы — 15% (на зп свыше 1,5×МРОТ)</w:t>
-      </w:r>
-    </w:p>
-    <w:p>
-      <w:pPr>
-        <w:pStyle w:val="ListBullet"/>
-        <w:spacing w:after="40"/>
-      </w:pPr>
-      <w:r>
-        <w:rPr>
-          <w:rFonts w:ascii="Calibri" w:hAnsi="Calibri"/>
-          <w:color w:val="16A34A"/>
-          <w:sz w:val="21"/>
-        </w:rPr>
-        <w:t>НДС — 0% (опционально)</w:t>
-      </w:r>
-    </w:p>
-    <w:p>
-      <w:pPr>
-        <w:pStyle w:val="ListBullet"/>
-        <w:spacing w:after="40"/>
-      </w:pPr>
-      <w:r>
-        <w:rPr>
-          <w:rFonts w:ascii="Calibri" w:hAnsi="Calibri"/>
-          <w:color w:val="16A34A"/>
-          <w:sz w:val="21"/>
-        </w:rPr>
-        <w:t>При покупке оборудования и комплектующих из-за рубежа — НДС и пошлина 0%</w:t>
+        <w:t>✅ Статус резидента Фонда «Сколково»</w:t>
+        <w:br/>
+        <w:t>✅ Налоговую экономию от 14.5 млн руб./год</w:t>
+        <w:br/>
+        <w:t>✅ До 150–200 млн руб. за 10 лет</w:t>
+        <w:br/>
+        <w:t>✅ Патент на полезную модель</w:t>
+        <w:br/>
+        <w:t>✅ Возможность получения грантов</w:t>
+        <w:br/>
+        <w:t>✅ Повышение инвестиционной привлекательности</w:t>
       </w:r>
     </w:p>
     <w:p/>
     <w:p>
-      <w:pPr>
-        <w:spacing w:after="80" w:before="0" w:line="276" w:lineRule="auto"/>
-      </w:pPr>
       <w:r>
         <w:rPr>
           <w:rFonts w:ascii="Calibri" w:hAnsi="Calibri"/>
-          <w:b/>
-          <w:color w:val="1E293B"/>
-          <w:sz w:val="21"/>
-        </w:rPr>
-        <w:t>БЛОК II — Через конкурсы (гранты):</w:t>
-      </w:r>
-    </w:p>
-    <w:p>
-      <w:pPr>
-        <w:pStyle w:val="ListBullet"/>
-        <w:spacing w:after="40"/>
-      </w:pPr>
-      <w:r>
-        <w:rPr>
-          <w:rFonts w:ascii="Calibri" w:hAnsi="Calibri"/>
-          <w:color w:val="2563EB"/>
-          <w:sz w:val="21"/>
-        </w:rPr>
-        <w:t>Гранты Сколково от 1,5 до 50 млн ₽</w:t>
-      </w:r>
-    </w:p>
-    <w:p>
-      <w:pPr>
-        <w:pStyle w:val="ListBullet"/>
-        <w:spacing w:after="40"/>
-      </w:pPr>
-      <w:r>
-        <w:rPr>
-          <w:rFonts w:ascii="Calibri" w:hAnsi="Calibri"/>
-          <w:color w:val="2563EB"/>
-          <w:sz w:val="21"/>
-        </w:rPr>
-        <w:t>Дополнительные баллы при участии в грантах ФСИ</w:t>
-      </w:r>
-    </w:p>
-    <w:p>
-      <w:pPr>
-        <w:pStyle w:val="ListBullet"/>
-        <w:spacing w:after="40"/>
-      </w:pPr>
-      <w:r>
-        <w:rPr>
-          <w:rFonts w:ascii="Calibri" w:hAnsi="Calibri"/>
-          <w:color w:val="2563EB"/>
-          <w:sz w:val="21"/>
-        </w:rPr>
-        <w:t>Ускоренная процедура получения статуса МТК</w:t>
-      </w:r>
-    </w:p>
-    <w:p/>
-    <w:p>
-      <w:pPr>
-        <w:spacing w:after="80" w:before="0" w:line="276" w:lineRule="auto"/>
-      </w:pPr>
-      <w:r>
-        <w:rPr>
-          <w:rFonts w:ascii="Calibri" w:hAnsi="Calibri"/>
-          <w:b/>
-          <w:color w:val="1E293B"/>
-          <w:sz w:val="21"/>
-        </w:rPr>
-        <w:t>БЛОК III — Бонусы для МТК:</w:t>
-      </w:r>
-    </w:p>
-    <w:p>
-      <w:pPr>
-        <w:pStyle w:val="ListBullet"/>
-        <w:spacing w:after="40"/>
-      </w:pPr>
-      <w:r>
-        <w:rPr>
-          <w:rFonts w:ascii="Calibri" w:hAnsi="Calibri"/>
-          <w:color w:val="7C3AED"/>
-          <w:sz w:val="21"/>
-        </w:rPr>
-        <w:t>Специальные кредитные программы от 3% до 12% годовых</w:t>
-      </w:r>
-    </w:p>
-    <w:p>
-      <w:pPr>
-        <w:pStyle w:val="ListBullet"/>
-        <w:spacing w:after="40"/>
-      </w:pPr>
-      <w:r>
-        <w:rPr>
-          <w:rFonts w:ascii="Calibri" w:hAnsi="Calibri"/>
-          <w:color w:val="7C3AED"/>
-          <w:sz w:val="21"/>
-        </w:rPr>
-        <w:t>Дополнительные баллы в грантах ФСИ</w:t>
-      </w:r>
-    </w:p>
-    <w:p>
-      <w:pPr>
-        <w:pStyle w:val="ListBullet"/>
-        <w:spacing w:after="40"/>
-      </w:pPr>
-      <w:r>
-        <w:rPr>
-          <w:rFonts w:ascii="Calibri" w:hAnsi="Calibri"/>
-          <w:color w:val="7C3AED"/>
-          <w:sz w:val="21"/>
-        </w:rPr>
-        <w:t>Сниженные требования для участия в конкурсе ЦПИИ</w:t>
-      </w:r>
-    </w:p>
-    <w:p>
-      <w:pPr>
-        <w:pStyle w:val="ListBullet"/>
-        <w:spacing w:after="40"/>
-      </w:pPr>
-      <w:r>
-        <w:rPr>
-          <w:rFonts w:ascii="Calibri" w:hAnsi="Calibri"/>
-          <w:color w:val="7C3AED"/>
-          <w:sz w:val="21"/>
-        </w:rPr>
-        <w:t>Преимущества при участии в торгах по 223-ФЗ и 44-ФЗ</w:t>
-      </w:r>
-    </w:p>
-    <w:p/>
-    <w:tbl>
-      <w:tblPr>
-        <w:tblBorders>
-          <w:top w:val="single" w:sz="8" w:space="0" w:color="86efac"/>
-          <w:bottom w:val="single" w:sz="8" w:space="0" w:color="86efac"/>
-          <w:left w:val="single" w:sz="8" w:space="0" w:color="86efac"/>
-          <w:right w:val="single" w:sz="8" w:space="0" w:color="86efac"/>
-        </w:tblBorders>
-      </w:tblPr>
-      <w:tblGrid>
-        <w:gridCol w:w="9406"/>
-      </w:tblGrid>
-      <w:tr>
-        <w:tc>
-          <w:tcPr>
-            <w:tcW w:type="dxa" w:w="7937"/>
-            <w:shd w:fill="f0fdf4" w:val="clear"/>
-          </w:tcPr>
-          <w:p>
-            <w:pPr>
-              <w:spacing w:before="160" w:after="160"/>
-              <w:jc w:val="center"/>
-            </w:pPr>
-            <w:r/>
-            <w:r>
-              <w:rPr>
-                <w:rFonts w:ascii="Calibri" w:hAnsi="Calibri"/>
-                <w:b/>
-                <w:color w:val="16A34A"/>
-                <w:sz w:val="22"/>
-              </w:rPr>
-              <w:t>Окупаемость наших услуг: 3–6 месяцев</w:t>
-            </w:r>
-          </w:p>
-        </w:tc>
-      </w:tr>
-    </w:tbl>
-    <w:p/>
-    <w:p>
-      <w:pPr>
-        <w:spacing w:before="40" w:after="40"/>
-      </w:pPr>
-      <w:r>
-        <w:rPr>
-          <w:rFonts w:ascii="Calibri" w:hAnsi="Calibri"/>
-          <w:color w:val="CBD5E1"/>
-          <w:sz w:val="12"/>
-        </w:rPr>
-        <w:t>────────────────────────────────────────────────────────────────────</w:t>
-      </w:r>
-    </w:p>
-    <w:p>
-      <w:pPr>
-        <w:spacing w:after="200" w:before="160" w:line="276" w:lineRule="auto"/>
-      </w:pPr>
-      <w:r>
-        <w:rPr>
-          <w:rFonts w:ascii="Calibri" w:hAnsi="Calibri"/>
-          <w:color w:val="000000"/>
-          <w:sz w:val="21"/>
-        </w:rPr>
-        <w:t>Будем рады ответить на Ваши вопросы по телефону +7 916 770-25-55 или по электронной почте info@andromedaconsult.ru. Благодарим Вас за внимание, мы открыты к сотрудничеству!</w:t>
-      </w:r>
-    </w:p>
-    <w:p>
-      <w:pPr>
-        <w:spacing w:after="40" w:before="0" w:line="276" w:lineRule="auto"/>
-      </w:pPr>
-      <w:r>
-        <w:rPr>
-          <w:rFonts w:ascii="Calibri" w:hAnsi="Calibri"/>
-          <w:color w:val="000000"/>
-          <w:sz w:val="21"/>
+          <w:b w:val="0"/>
+          <w:sz w:val="20"/>
         </w:rPr>
         <w:t>С уважением,</w:t>
       </w:r>
     </w:p>
     <w:p>
-      <w:pPr>
-        <w:spacing w:after="40" w:before="0" w:line="276" w:lineRule="auto"/>
-      </w:pPr>
       <w:r>
         <w:rPr>
           <w:rFonts w:ascii="Calibri" w:hAnsi="Calibri"/>
           <w:b/>
-          <w:color w:val="1E293B"/>
-          <w:sz w:val="21"/>
+          <w:sz w:val="20"/>
         </w:rPr>
-        <w:t>Генеральный директор, Анна Наумова</w:t>
+        <w:t>Консалтинговая компания Andromeda Consult</w:t>
       </w:r>
     </w:p>
     <w:p>
-      <w:pPr>
-        <w:spacing w:after="120" w:before="0" w:line="276" w:lineRule="auto"/>
-      </w:pPr>
       <w:r>
         <w:rPr>
           <w:rFonts w:ascii="Calibri" w:hAnsi="Calibri"/>
-          <w:color w:val="475569"/>
-          <w:sz w:val="20"/>
+          <w:b w:val="0"/>
+          <w:color w:val="666666"/>
+          <w:sz w:val="18"/>
         </w:rPr>
-        <w:t>ООО «Андромеда консалтинг»</w:t>
+        <w:t>info@andromedaconsult.ru | andromedaconsult.ru</w:t>
       </w:r>
     </w:p>
     <w:sectPr>
       <w:pgSz w:w="12240" w:h="15840"/>
-      <w:pgMar w:top="1134" w:right="1417" w:bottom="850" w:left="1417" w:header="720" w:footer="720" w:gutter="0"/>
+      <w:pgMar w:top="1134" w:right="1417" w:bottom="1134" w:left="1417" w:header="720" w:footer="720" w:gutter="0"/>
       <w:cols w:space="720"/>
       <w:docGrid w:linePitch="360"/>
     </w:sectPr>
@@ -3023,10 +2980,6 @@
     <w:name w:val="Normal"/>
     <w:qFormat/>
     <w:rsid w:val="00FC693F"/>
-    <w:rPr>
-      <w:rFonts w:ascii="Calibri" w:hAnsi="Calibri"/>
-      <w:sz w:val="21"/>
-    </w:rPr>
   </w:style>
   <w:style w:type="paragraph" w:styleId="Header">
     <w:name w:val="header"/>
